--- a/template_plan.docx
+++ b/template_plan.docx
@@ -448,13 +448,22 @@
       <w:pPr>
         <w:pStyle w:val="Style14"/>
         <w:spacing w:lineRule="auto" w:line="300"/>
-        <w:ind w:firstLineChars="400" w:startChars="0" w:start="0" w:endChars="0" w:end="0"/>
         <w:rPr>
           <w:rFonts w:ascii="굴림;Gulim" w:hAnsi="굴림;Gulim" w:eastAsia="굴림;Gulim" w:cs="굴림;Gulim" w:hint="eastAsia"/>
           <w:sz w:val="22"/>
           <w:szCs w:val="22"/>
         </w:rPr>
       </w:pPr>
+      <w:r>
+        <w:rPr>
+          <w:rFonts w:eastAsia="굴림;Gulim" w:cs="굴림;Gulim" w:ascii="굴림;Gulim" w:hAnsi="굴림;Gulim"/>
+          <w:b/>
+          <w:bCs/>
+          <w:sz w:val="22"/>
+          <w:szCs w:val="22"/>
+        </w:rPr>
+        <w:t xml:space="preserve">        </w:t>
+      </w:r>
       <w:r>
         <w:rPr>
           <w:rFonts w:eastAsia="굴림;Gulim" w:cs="굴림;Gulim" w:ascii="굴림;Gulim" w:hAnsi="굴림;Gulim"/>
@@ -545,6 +554,7 @@
           <w:sz w:val="22"/>
           <w:szCs w:val="22"/>
         </w:rPr>
+        <w:ind w:firstLineChars="500" w:startChars="0" w:start="0" w:endChars="0" w:end="0"/>
       </w:pPr>
       <w:r>
         <w:rPr>
@@ -641,13 +651,22 @@
       <w:pPr>
         <w:pStyle w:val="Style14"/>
         <w:spacing w:lineRule="auto" w:line="300"/>
-        <w:ind w:firstLineChars="400" w:startChars="0" w:start="0" w:endChars="0" w:end="0"/>
         <w:rPr>
           <w:rFonts w:ascii="굴림;Gulim" w:hAnsi="굴림;Gulim" w:eastAsia="굴림;Gulim" w:cs="굴림;Gulim"/>
           <w:sz w:val="22"/>
           <w:szCs w:val="22"/>
         </w:rPr>
       </w:pPr>
+      <w:r>
+        <w:rPr>
+          <w:rFonts w:eastAsia="굴림;Gulim" w:cs="굴림;Gulim" w:ascii="굴림;Gulim" w:hAnsi="굴림;Gulim"/>
+          <w:b/>
+          <w:bCs/>
+          <w:sz w:val="22"/>
+          <w:szCs w:val="22"/>
+        </w:rPr>
+        <w:t xml:space="preserve">        </w:t>
+      </w:r>
       <w:r>
         <w:rPr>
           <w:rFonts w:eastAsia="굴림;Gulim" w:cs="굴림;Gulim" w:ascii="굴림;Gulim" w:hAnsi="굴림;Gulim"/>
@@ -681,12 +700,12 @@
       <w:pPr>
         <w:pStyle w:val="Style14"/>
         <w:spacing w:lineRule="auto" w:line="300"/>
-        <w:ind w:firstLineChars="600" w:startChars="0" w:start="0" w:endChars="0" w:end="0"/>
         <w:rPr>
           <w:rFonts w:ascii="굴림;Gulim" w:hAnsi="굴림;Gulim" w:eastAsia="굴림;Gulim" w:cs="굴림;Gulim"/>
           <w:sz w:val="22"/>
           <w:szCs w:val="22"/>
         </w:rPr>
+        <w:ind w:firstLineChars="500" w:startChars="0" w:start="0" w:endChars="0" w:end="0"/>
       </w:pPr>
       <w:r>
         <w:rPr>
@@ -811,13 +830,22 @@
       <w:pPr>
         <w:pStyle w:val="Style14"/>
         <w:spacing w:lineRule="auto" w:line="300"/>
-        <w:ind w:firstLineChars="400" w:startChars="0" w:start="0" w:endChars="0" w:end="0"/>
         <w:rPr>
           <w:rFonts w:ascii="굴림;Gulim" w:hAnsi="굴림;Gulim" w:eastAsia="굴림;Gulim" w:cs="굴림;Gulim" w:hint="eastAsia"/>
           <w:sz w:val="22"/>
           <w:szCs w:val="22"/>
         </w:rPr>
       </w:pPr>
+      <w:r>
+        <w:rPr>
+          <w:rFonts w:eastAsia="굴림;Gulim" w:cs="굴림;Gulim" w:hint="eastAsia" w:ascii="굴림;Gulim" w:hAnsi="굴림;Gulim"/>
+          <w:b/>
+          <w:bCs/>
+          <w:sz w:val="22"/>
+          <w:szCs w:val="22"/>
+        </w:rPr>
+        <w:t xml:space="preserve">        </w:t>
+      </w:r>
       <w:r>
         <w:rPr>
           <w:rFonts w:eastAsia="굴림;Gulim" w:cs="굴림;Gulim" w:hint="eastAsia" w:ascii="굴림;Gulim" w:hAnsi="굴림;Gulim"/>
@@ -953,12 +981,12 @@
       <w:pPr>
         <w:pStyle w:val="Style14"/>
         <w:spacing w:lineRule="auto" w:line="300"/>
-        <w:ind w:firstLine="1200" w:end="0"/>
         <w:rPr>
           <w:rFonts w:cs="바탕;Batang" w:hint="eastAsia"/>
           <w:sz w:val="22"/>
           <w:szCs w:val="22"/>
         </w:rPr>
+        <w:ind w:firstLineChars="500" w:startChars="0" w:start="0" w:endChars="0" w:end="0"/>
       </w:pPr>
       <w:r>
         <w:rPr>

--- a/template_plan.docx
+++ b/template_plan.docx
@@ -4097,7 +4097,6 @@
               <w:bottom w:val="single" w:sz="4" w:space="0" w:color="000000"/>
               <w:end w:val="single" w:sz="6" w:space="0" w:color="000000"/>
             </w:tcBorders>
-            <w:shd w:val="clear" w:color="auto" w:fill="§G0_0§"/>
             <w:vAlign w:val="center"/>
           </w:tcPr>
           <w:p>
@@ -4129,7 +4128,6 @@
               <w:bottom w:val="single" w:sz="4" w:space="0" w:color="000000"/>
               <w:end w:val="single" w:sz="6" w:space="0" w:color="000000"/>
             </w:tcBorders>
-            <w:shd w:val="clear" w:color="auto" w:fill="§G0_0§"/>
             <w:vAlign w:val="center"/>
           </w:tcPr>
           <w:p>
@@ -4159,7 +4157,6 @@
               <w:bottom w:val="single" w:sz="4" w:space="0" w:color="000000"/>
               <w:end w:val="single" w:sz="6" w:space="0" w:color="000000"/>
             </w:tcBorders>
-            <w:shd w:val="clear" w:color="auto" w:fill="§G0_0§"/>
             <w:vAlign w:val="center"/>
           </w:tcPr>
           <w:p>
@@ -4189,7 +4186,6 @@
               <w:bottom w:val="single" w:sz="4" w:space="0" w:color="000000"/>
               <w:end w:val="single" w:sz="6" w:space="0" w:color="000000"/>
             </w:tcBorders>
-            <w:shd w:val="clear" w:color="auto" w:fill="§G0_0§"/>
             <w:vAlign w:val="center"/>
           </w:tcPr>
           <w:p>
@@ -4219,7 +4215,6 @@
               <w:bottom w:val="single" w:sz="4" w:space="0" w:color="000000"/>
               <w:end w:val="single" w:sz="6" w:space="0" w:color="000000"/>
             </w:tcBorders>
-            <w:shd w:val="clear" w:color="auto" w:fill="§G0_1§"/>
             <w:vAlign w:val="center"/>
           </w:tcPr>
           <w:p>
@@ -4250,7 +4245,6 @@
               <w:bottom w:val="single" w:sz="4" w:space="0" w:color="000000"/>
               <w:end w:val="single" w:sz="6" w:space="0" w:color="000000"/>
             </w:tcBorders>
-            <w:shd w:val="clear" w:color="auto" w:fill="§G0_1§"/>
             <w:vAlign w:val="center"/>
           </w:tcPr>
           <w:p>
@@ -4280,7 +4274,6 @@
               <w:bottom w:val="single" w:sz="4" w:space="0" w:color="000000"/>
               <w:end w:val="single" w:sz="6" w:space="0" w:color="000000"/>
             </w:tcBorders>
-            <w:shd w:val="clear" w:color="auto" w:fill="§G0_1§"/>
             <w:vAlign w:val="center"/>
           </w:tcPr>
           <w:p>
@@ -4310,7 +4303,6 @@
               <w:bottom w:val="single" w:sz="4" w:space="0" w:color="000000"/>
               <w:end w:val="single" w:sz="6" w:space="0" w:color="000000"/>
             </w:tcBorders>
-            <w:shd w:val="clear" w:color="auto" w:fill="§G0_1§"/>
             <w:vAlign w:val="center"/>
           </w:tcPr>
           <w:p>
@@ -4340,7 +4332,6 @@
               <w:bottom w:val="single" w:sz="4" w:space="0" w:color="000000"/>
               <w:end w:val="single" w:sz="6" w:space="0" w:color="000000"/>
             </w:tcBorders>
-            <w:shd w:val="clear" w:color="auto" w:fill="§G0_2§"/>
             <w:vAlign w:val="center"/>
           </w:tcPr>
           <w:p>
@@ -4367,7 +4358,6 @@
               <w:bottom w:val="single" w:sz="4" w:space="0" w:color="000000"/>
               <w:end w:val="single" w:sz="6" w:space="0" w:color="000000"/>
             </w:tcBorders>
-            <w:shd w:val="clear" w:color="auto" w:fill="§G0_2§"/>
             <w:vAlign w:val="center"/>
           </w:tcPr>
           <w:p>
@@ -4397,7 +4387,6 @@
               <w:bottom w:val="single" w:sz="4" w:space="0" w:color="000000"/>
               <w:end w:val="single" w:sz="6" w:space="0" w:color="000000"/>
             </w:tcBorders>
-            <w:shd w:val="clear" w:color="auto" w:fill="§G0_2§"/>
             <w:vAlign w:val="center"/>
           </w:tcPr>
           <w:p>
@@ -4427,7 +4416,6 @@
               <w:bottom w:val="single" w:sz="4" w:space="0" w:color="000000"/>
               <w:end w:val="single" w:sz="6" w:space="0" w:color="000000"/>
             </w:tcBorders>
-            <w:shd w:val="clear" w:color="auto" w:fill="§G0_2§"/>
             <w:vAlign w:val="center"/>
           </w:tcPr>
           <w:p>
@@ -4457,7 +4445,6 @@
               <w:bottom w:val="single" w:sz="4" w:space="0" w:color="000000"/>
               <w:end w:val="single" w:sz="6" w:space="0" w:color="000000"/>
             </w:tcBorders>
-            <w:shd w:val="clear" w:color="auto" w:fill="§G0_3§"/>
             <w:vAlign w:val="center"/>
           </w:tcPr>
           <w:p>
@@ -4484,7 +4471,6 @@
               <w:bottom w:val="single" w:sz="4" w:space="0" w:color="000000"/>
               <w:end w:val="single" w:sz="6" w:space="0" w:color="000000"/>
             </w:tcBorders>
-            <w:shd w:val="clear" w:color="auto" w:fill="§G0_3§"/>
             <w:vAlign w:val="center"/>
           </w:tcPr>
           <w:p>
@@ -4508,7 +4494,6 @@
               <w:bottom w:val="single" w:sz="4" w:space="0" w:color="000000"/>
               <w:end w:val="single" w:sz="6" w:space="0" w:color="000000"/>
             </w:tcBorders>
-            <w:shd w:val="clear" w:color="auto" w:fill="§G0_3§"/>
             <w:vAlign w:val="center"/>
           </w:tcPr>
           <w:p>
@@ -4532,7 +4517,6 @@
               <w:bottom w:val="single" w:sz="4" w:space="0" w:color="000000"/>
               <w:end w:val="single" w:sz="6" w:space="0" w:color="000000"/>
             </w:tcBorders>
-            <w:shd w:val="clear" w:color="auto" w:fill="§G0_3§"/>
             <w:vAlign w:val="center"/>
           </w:tcPr>
           <w:p>
@@ -4556,7 +4540,6 @@
               <w:bottom w:val="single" w:sz="4" w:space="0" w:color="000000"/>
               <w:end w:val="single" w:sz="6" w:space="0" w:color="000000"/>
             </w:tcBorders>
-            <w:shd w:val="clear" w:color="auto" w:fill="§G0_4§"/>
             <w:vAlign w:val="center"/>
           </w:tcPr>
           <w:p>
@@ -4580,7 +4563,6 @@
               <w:bottom w:val="single" w:sz="4" w:space="0" w:color="000000"/>
               <w:end w:val="single" w:sz="6" w:space="0" w:color="000000"/>
             </w:tcBorders>
-            <w:shd w:val="clear" w:color="auto" w:fill="§G0_4§"/>
             <w:vAlign w:val="center"/>
           </w:tcPr>
           <w:p>
@@ -4610,7 +4592,6 @@
               <w:bottom w:val="single" w:sz="4" w:space="0" w:color="000000"/>
               <w:end w:val="single" w:sz="6" w:space="0" w:color="000000"/>
             </w:tcBorders>
-            <w:shd w:val="clear" w:color="auto" w:fill="§G0_4§"/>
             <w:vAlign w:val="center"/>
           </w:tcPr>
           <w:p>
@@ -4640,7 +4621,6 @@
               <w:bottom w:val="single" w:sz="4" w:space="0" w:color="000000"/>
               <w:end w:val="single" w:sz="6" w:space="0" w:color="000000"/>
             </w:tcBorders>
-            <w:shd w:val="clear" w:color="auto" w:fill="§G0_4§"/>
             <w:vAlign w:val="center"/>
           </w:tcPr>
           <w:p>
@@ -5560,7 +5540,6 @@
               <w:bottom w:val="single" w:sz="6" w:space="0" w:color="000000"/>
               <w:end w:val="single" w:sz="6" w:space="0" w:color="000000"/>
             </w:tcBorders>
-            <w:shd w:val="clear" w:color="auto" w:fill="§G0_0§"/>
             <w:vAlign w:val="center"/>
           </w:tcPr>
           <w:p>
@@ -5589,7 +5568,6 @@
               <w:bottom w:val="single" w:sz="6" w:space="0" w:color="000000"/>
               <w:end w:val="single" w:sz="6" w:space="0" w:color="000000"/>
             </w:tcBorders>
-            <w:shd w:val="clear" w:color="auto" w:fill="§G0_0§"/>
             <w:vAlign w:val="center"/>
           </w:tcPr>
           <w:p>
@@ -5613,7 +5591,6 @@
               <w:bottom w:val="single" w:sz="6" w:space="0" w:color="000000"/>
               <w:end w:val="single" w:sz="6" w:space="0" w:color="000000"/>
             </w:tcBorders>
-            <w:shd w:val="clear" w:color="auto" w:fill="§G0_0§"/>
             <w:vAlign w:val="center"/>
           </w:tcPr>
           <w:p>
@@ -5637,7 +5614,6 @@
               <w:bottom w:val="single" w:sz="6" w:space="0" w:color="000000"/>
               <w:end w:val="single" w:sz="6" w:space="0" w:color="000000"/>
             </w:tcBorders>
-            <w:shd w:val="clear" w:color="auto" w:fill="§G0_0§"/>
             <w:vAlign w:val="center"/>
           </w:tcPr>
           <w:p>
@@ -5661,7 +5637,6 @@
               <w:bottom w:val="single" w:sz="6" w:space="0" w:color="000000"/>
               <w:end w:val="single" w:sz="6" w:space="0" w:color="000000"/>
             </w:tcBorders>
-            <w:shd w:val="clear" w:color="auto" w:fill="§G0_1§"/>
             <w:vAlign w:val="center"/>
           </w:tcPr>
           <w:p>
@@ -5685,7 +5660,6 @@
               <w:bottom w:val="single" w:sz="6" w:space="0" w:color="000000"/>
               <w:end w:val="single" w:sz="6" w:space="0" w:color="000000"/>
             </w:tcBorders>
-            <w:shd w:val="clear" w:color="auto" w:fill="§G0_1§"/>
             <w:vAlign w:val="center"/>
           </w:tcPr>
           <w:p>
@@ -5709,7 +5683,6 @@
               <w:bottom w:val="single" w:sz="6" w:space="0" w:color="000000"/>
               <w:end w:val="single" w:sz="6" w:space="0" w:color="000000"/>
             </w:tcBorders>
-            <w:shd w:val="clear" w:color="auto" w:fill="§G0_1§"/>
             <w:vAlign w:val="center"/>
           </w:tcPr>
           <w:p>
@@ -5733,7 +5706,6 @@
               <w:bottom w:val="single" w:sz="6" w:space="0" w:color="000000"/>
               <w:end w:val="single" w:sz="6" w:space="0" w:color="000000"/>
             </w:tcBorders>
-            <w:shd w:val="clear" w:color="auto" w:fill="§G0_1§"/>
             <w:vAlign w:val="center"/>
           </w:tcPr>
           <w:p>
@@ -5757,7 +5729,6 @@
               <w:bottom w:val="single" w:sz="6" w:space="0" w:color="000000"/>
               <w:end w:val="single" w:sz="6" w:space="0" w:color="000000"/>
             </w:tcBorders>
-            <w:shd w:val="clear" w:color="auto" w:fill="§G0_2§"/>
             <w:vAlign w:val="center"/>
           </w:tcPr>
           <w:p>
@@ -5781,7 +5752,6 @@
               <w:bottom w:val="single" w:sz="6" w:space="0" w:color="000000"/>
               <w:end w:val="single" w:sz="6" w:space="0" w:color="000000"/>
             </w:tcBorders>
-            <w:shd w:val="clear" w:color="auto" w:fill="§G0_2§"/>
             <w:vAlign w:val="center"/>
           </w:tcPr>
           <w:p>
@@ -5805,7 +5775,6 @@
               <w:bottom w:val="single" w:sz="6" w:space="0" w:color="000000"/>
               <w:end w:val="single" w:sz="6" w:space="0" w:color="000000"/>
             </w:tcBorders>
-            <w:shd w:val="clear" w:color="auto" w:fill="§G0_2§"/>
             <w:vAlign w:val="center"/>
           </w:tcPr>
           <w:p>
@@ -5829,7 +5798,6 @@
               <w:bottom w:val="single" w:sz="6" w:space="0" w:color="000000"/>
               <w:end w:val="single" w:sz="6" w:space="0" w:color="000000"/>
             </w:tcBorders>
-            <w:shd w:val="clear" w:color="auto" w:fill="§G0_2§"/>
             <w:vAlign w:val="center"/>
           </w:tcPr>
           <w:p>
@@ -5853,7 +5821,6 @@
               <w:bottom w:val="single" w:sz="6" w:space="0" w:color="000000"/>
               <w:end w:val="single" w:sz="6" w:space="0" w:color="000000"/>
             </w:tcBorders>
-            <w:shd w:val="clear" w:color="auto" w:fill="§G0_3§"/>
             <w:vAlign w:val="center"/>
           </w:tcPr>
           <w:p>
@@ -5877,7 +5844,6 @@
               <w:bottom w:val="single" w:sz="6" w:space="0" w:color="000000"/>
               <w:end w:val="single" w:sz="6" w:space="0" w:color="000000"/>
             </w:tcBorders>
-            <w:shd w:val="clear" w:color="auto" w:fill="§G0_3§"/>
             <w:vAlign w:val="center"/>
           </w:tcPr>
           <w:p>
@@ -5901,7 +5867,6 @@
               <w:bottom w:val="single" w:sz="6" w:space="0" w:color="000000"/>
               <w:end w:val="single" w:sz="6" w:space="0" w:color="000000"/>
             </w:tcBorders>
-            <w:shd w:val="clear" w:color="auto" w:fill="§G0_3§"/>
             <w:vAlign w:val="center"/>
           </w:tcPr>
           <w:p>
@@ -5925,7 +5890,6 @@
               <w:bottom w:val="single" w:sz="6" w:space="0" w:color="000000"/>
               <w:end w:val="single" w:sz="6" w:space="0" w:color="000000"/>
             </w:tcBorders>
-            <w:shd w:val="clear" w:color="auto" w:fill="§G0_3§"/>
             <w:vAlign w:val="center"/>
           </w:tcPr>
           <w:p>
@@ -5949,7 +5913,6 @@
               <w:bottom w:val="single" w:sz="6" w:space="0" w:color="000000"/>
               <w:end w:val="single" w:sz="6" w:space="0" w:color="000000"/>
             </w:tcBorders>
-            <w:shd w:val="clear" w:color="auto" w:fill="§G0_4§"/>
             <w:vAlign w:val="center"/>
           </w:tcPr>
           <w:p>
@@ -5973,7 +5936,6 @@
               <w:bottom w:val="single" w:sz="6" w:space="0" w:color="000000"/>
               <w:end w:val="single" w:sz="6" w:space="0" w:color="000000"/>
             </w:tcBorders>
-            <w:shd w:val="clear" w:color="auto" w:fill="§G0_4§"/>
             <w:vAlign w:val="center"/>
           </w:tcPr>
           <w:p>
@@ -5997,7 +5959,6 @@
               <w:bottom w:val="single" w:sz="6" w:space="0" w:color="000000"/>
               <w:end w:val="single" w:sz="6" w:space="0" w:color="000000"/>
             </w:tcBorders>
-            <w:shd w:val="clear" w:color="auto" w:fill="§G0_4§"/>
             <w:vAlign w:val="center"/>
           </w:tcPr>
           <w:p>
@@ -6021,7 +5982,6 @@
               <w:bottom w:val="single" w:sz="6" w:space="0" w:color="000000"/>
               <w:end w:val="single" w:sz="6" w:space="0" w:color="000000"/>
             </w:tcBorders>
-            <w:shd w:val="clear" w:color="auto" w:fill="§G0_4§"/>
             <w:vAlign w:val="center"/>
           </w:tcPr>
           <w:p>
@@ -6288,7 +6248,6 @@
               <w:bottom w:val="single" w:sz="4" w:space="0" w:color="000000"/>
               <w:end w:val="single" w:sz="6" w:space="0" w:color="000000"/>
             </w:tcBorders>
-            <w:shd w:val="clear" w:color="auto" w:fill="§G1_0§"/>
             <w:vAlign w:val="center"/>
           </w:tcPr>
           <w:p>
@@ -6316,7 +6275,6 @@
               <w:bottom w:val="single" w:sz="4" w:space="0" w:color="000000"/>
               <w:end w:val="single" w:sz="6" w:space="0" w:color="000000"/>
             </w:tcBorders>
-            <w:shd w:val="clear" w:color="auto" w:fill="§G1_0§"/>
             <w:vAlign w:val="center"/>
           </w:tcPr>
           <w:p>
@@ -6346,7 +6304,6 @@
               <w:bottom w:val="single" w:sz="4" w:space="0" w:color="000000"/>
               <w:end w:val="single" w:sz="6" w:space="0" w:color="000000"/>
             </w:tcBorders>
-            <w:shd w:val="clear" w:color="auto" w:fill="§G1_0§"/>
             <w:vAlign w:val="center"/>
           </w:tcPr>
           <w:p>
@@ -6376,7 +6333,6 @@
               <w:bottom w:val="single" w:sz="4" w:space="0" w:color="000000"/>
               <w:end w:val="single" w:sz="6" w:space="0" w:color="000000"/>
             </w:tcBorders>
-            <w:shd w:val="clear" w:color="auto" w:fill="§G1_0§"/>
             <w:vAlign w:val="center"/>
           </w:tcPr>
           <w:p>
@@ -6406,7 +6362,6 @@
               <w:bottom w:val="single" w:sz="4" w:space="0" w:color="000000"/>
               <w:end w:val="single" w:sz="6" w:space="0" w:color="000000"/>
             </w:tcBorders>
-            <w:shd w:val="clear" w:color="auto" w:fill="§G1_1§"/>
             <w:vAlign w:val="center"/>
           </w:tcPr>
           <w:p>
@@ -6433,7 +6388,6 @@
               <w:bottom w:val="single" w:sz="4" w:space="0" w:color="000000"/>
               <w:end w:val="single" w:sz="6" w:space="0" w:color="000000"/>
             </w:tcBorders>
-            <w:shd w:val="clear" w:color="auto" w:fill="§G1_1§"/>
             <w:vAlign w:val="center"/>
           </w:tcPr>
           <w:p>
@@ -6463,7 +6417,6 @@
               <w:bottom w:val="single" w:sz="4" w:space="0" w:color="000000"/>
               <w:end w:val="single" w:sz="6" w:space="0" w:color="000000"/>
             </w:tcBorders>
-            <w:shd w:val="clear" w:color="auto" w:fill="§G1_1§"/>
             <w:vAlign w:val="center"/>
           </w:tcPr>
           <w:p>
@@ -6493,7 +6446,6 @@
               <w:bottom w:val="single" w:sz="4" w:space="0" w:color="000000"/>
               <w:end w:val="single" w:sz="6" w:space="0" w:color="000000"/>
             </w:tcBorders>
-            <w:shd w:val="clear" w:color="auto" w:fill="§G1_1§"/>
             <w:vAlign w:val="center"/>
           </w:tcPr>
           <w:p>
@@ -6523,7 +6475,6 @@
               <w:bottom w:val="single" w:sz="4" w:space="0" w:color="000000"/>
               <w:end w:val="single" w:sz="6" w:space="0" w:color="000000"/>
             </w:tcBorders>
-            <w:shd w:val="clear" w:color="auto" w:fill="§G1_2§"/>
             <w:vAlign w:val="center"/>
           </w:tcPr>
           <w:p>
@@ -6550,7 +6501,6 @@
               <w:bottom w:val="single" w:sz="4" w:space="0" w:color="000000"/>
               <w:end w:val="single" w:sz="6" w:space="0" w:color="000000"/>
             </w:tcBorders>
-            <w:shd w:val="clear" w:color="auto" w:fill="§G1_2§"/>
             <w:vAlign w:val="center"/>
           </w:tcPr>
           <w:p>
@@ -6580,7 +6530,6 @@
               <w:bottom w:val="single" w:sz="4" w:space="0" w:color="000000"/>
               <w:end w:val="single" w:sz="6" w:space="0" w:color="000000"/>
             </w:tcBorders>
-            <w:shd w:val="clear" w:color="auto" w:fill="§G1_2§"/>
             <w:vAlign w:val="center"/>
           </w:tcPr>
           <w:p>
@@ -6610,7 +6559,6 @@
               <w:bottom w:val="single" w:sz="4" w:space="0" w:color="000000"/>
               <w:end w:val="single" w:sz="6" w:space="0" w:color="000000"/>
             </w:tcBorders>
-            <w:shd w:val="clear" w:color="auto" w:fill="§G1_2§"/>
             <w:vAlign w:val="center"/>
           </w:tcPr>
           <w:p>
@@ -6640,7 +6588,6 @@
               <w:bottom w:val="single" w:sz="4" w:space="0" w:color="000000"/>
               <w:end w:val="single" w:sz="6" w:space="0" w:color="000000"/>
             </w:tcBorders>
-            <w:shd w:val="clear" w:color="auto" w:fill="§G1_3§"/>
             <w:vAlign w:val="center"/>
           </w:tcPr>
           <w:p>
@@ -6667,7 +6614,6 @@
               <w:bottom w:val="single" w:sz="4" w:space="0" w:color="000000"/>
               <w:end w:val="single" w:sz="6" w:space="0" w:color="000000"/>
             </w:tcBorders>
-            <w:shd w:val="clear" w:color="auto" w:fill="§G1_3§"/>
             <w:vAlign w:val="center"/>
           </w:tcPr>
           <w:p>
@@ -6691,7 +6637,6 @@
               <w:bottom w:val="single" w:sz="4" w:space="0" w:color="000000"/>
               <w:end w:val="single" w:sz="6" w:space="0" w:color="000000"/>
             </w:tcBorders>
-            <w:shd w:val="clear" w:color="auto" w:fill="§G1_3§"/>
             <w:vAlign w:val="center"/>
           </w:tcPr>
           <w:p>
@@ -6715,7 +6660,6 @@
               <w:bottom w:val="single" w:sz="4" w:space="0" w:color="000000"/>
               <w:end w:val="single" w:sz="6" w:space="0" w:color="000000"/>
             </w:tcBorders>
-            <w:shd w:val="clear" w:color="auto" w:fill="§G1_3§"/>
             <w:vAlign w:val="center"/>
           </w:tcPr>
           <w:p>
@@ -6739,7 +6683,6 @@
               <w:bottom w:val="single" w:sz="4" w:space="0" w:color="000000"/>
               <w:end w:val="single" w:sz="6" w:space="0" w:color="000000"/>
             </w:tcBorders>
-            <w:shd w:val="clear" w:color="auto" w:fill="§G1_4§"/>
             <w:vAlign w:val="center"/>
           </w:tcPr>
           <w:p>
@@ -6763,7 +6706,6 @@
               <w:bottom w:val="single" w:sz="4" w:space="0" w:color="000000"/>
               <w:end w:val="single" w:sz="6" w:space="0" w:color="000000"/>
             </w:tcBorders>
-            <w:shd w:val="clear" w:color="auto" w:fill="§G1_4§"/>
             <w:vAlign w:val="center"/>
           </w:tcPr>
           <w:p>
@@ -6793,7 +6735,6 @@
               <w:bottom w:val="single" w:sz="4" w:space="0" w:color="000000"/>
               <w:end w:val="single" w:sz="6" w:space="0" w:color="000000"/>
             </w:tcBorders>
-            <w:shd w:val="clear" w:color="auto" w:fill="§G1_4§"/>
             <w:vAlign w:val="center"/>
           </w:tcPr>
           <w:p>
@@ -6823,7 +6764,6 @@
               <w:bottom w:val="single" w:sz="4" w:space="0" w:color="000000"/>
               <w:end w:val="single" w:sz="6" w:space="0" w:color="000000"/>
             </w:tcBorders>
-            <w:shd w:val="clear" w:color="auto" w:fill="§G1_4§"/>
             <w:vAlign w:val="center"/>
           </w:tcPr>
           <w:p>
@@ -7734,7 +7674,6 @@
               <w:bottom w:val="single" w:sz="6" w:space="0" w:color="000000"/>
               <w:end w:val="single" w:sz="6" w:space="0" w:color="000000"/>
             </w:tcBorders>
-            <w:shd w:val="clear" w:color="auto" w:fill="§G1_0§"/>
             <w:vAlign w:val="center"/>
           </w:tcPr>
           <w:p>
@@ -7763,7 +7702,6 @@
               <w:bottom w:val="single" w:sz="6" w:space="0" w:color="000000"/>
               <w:end w:val="single" w:sz="6" w:space="0" w:color="000000"/>
             </w:tcBorders>
-            <w:shd w:val="clear" w:color="auto" w:fill="§G1_0§"/>
             <w:vAlign w:val="center"/>
           </w:tcPr>
           <w:p>
@@ -7787,7 +7725,6 @@
               <w:bottom w:val="single" w:sz="6" w:space="0" w:color="000000"/>
               <w:end w:val="single" w:sz="6" w:space="0" w:color="000000"/>
             </w:tcBorders>
-            <w:shd w:val="clear" w:color="auto" w:fill="§G1_0§"/>
             <w:vAlign w:val="center"/>
           </w:tcPr>
           <w:p>
@@ -7811,7 +7748,6 @@
               <w:bottom w:val="single" w:sz="6" w:space="0" w:color="000000"/>
               <w:end w:val="single" w:sz="6" w:space="0" w:color="000000"/>
             </w:tcBorders>
-            <w:shd w:val="clear" w:color="auto" w:fill="§G1_0§"/>
             <w:vAlign w:val="center"/>
           </w:tcPr>
           <w:p>
@@ -7835,7 +7771,6 @@
               <w:bottom w:val="single" w:sz="6" w:space="0" w:color="000000"/>
               <w:end w:val="single" w:sz="6" w:space="0" w:color="000000"/>
             </w:tcBorders>
-            <w:shd w:val="clear" w:color="auto" w:fill="§G1_1§"/>
             <w:vAlign w:val="center"/>
           </w:tcPr>
           <w:p>
@@ -7859,7 +7794,6 @@
               <w:bottom w:val="single" w:sz="6" w:space="0" w:color="000000"/>
               <w:end w:val="single" w:sz="6" w:space="0" w:color="000000"/>
             </w:tcBorders>
-            <w:shd w:val="clear" w:color="auto" w:fill="§G1_1§"/>
             <w:vAlign w:val="center"/>
           </w:tcPr>
           <w:p>
@@ -7883,7 +7817,6 @@
               <w:bottom w:val="single" w:sz="6" w:space="0" w:color="000000"/>
               <w:end w:val="single" w:sz="6" w:space="0" w:color="000000"/>
             </w:tcBorders>
-            <w:shd w:val="clear" w:color="auto" w:fill="§G1_1§"/>
             <w:vAlign w:val="center"/>
           </w:tcPr>
           <w:p>
@@ -7907,7 +7840,6 @@
               <w:bottom w:val="single" w:sz="6" w:space="0" w:color="000000"/>
               <w:end w:val="single" w:sz="6" w:space="0" w:color="000000"/>
             </w:tcBorders>
-            <w:shd w:val="clear" w:color="auto" w:fill="§G1_1§"/>
             <w:vAlign w:val="center"/>
           </w:tcPr>
           <w:p>
@@ -7931,7 +7863,6 @@
               <w:bottom w:val="single" w:sz="6" w:space="0" w:color="000000"/>
               <w:end w:val="single" w:sz="6" w:space="0" w:color="000000"/>
             </w:tcBorders>
-            <w:shd w:val="clear" w:color="auto" w:fill="§G1_2§"/>
             <w:vAlign w:val="center"/>
           </w:tcPr>
           <w:p>
@@ -7955,7 +7886,6 @@
               <w:bottom w:val="single" w:sz="6" w:space="0" w:color="000000"/>
               <w:end w:val="single" w:sz="6" w:space="0" w:color="000000"/>
             </w:tcBorders>
-            <w:shd w:val="clear" w:color="auto" w:fill="§G1_2§"/>
             <w:vAlign w:val="center"/>
           </w:tcPr>
           <w:p>
@@ -7979,7 +7909,6 @@
               <w:bottom w:val="single" w:sz="6" w:space="0" w:color="000000"/>
               <w:end w:val="single" w:sz="6" w:space="0" w:color="000000"/>
             </w:tcBorders>
-            <w:shd w:val="clear" w:color="auto" w:fill="§G1_2§"/>
             <w:vAlign w:val="center"/>
           </w:tcPr>
           <w:p>
@@ -8003,7 +7932,6 @@
               <w:bottom w:val="single" w:sz="6" w:space="0" w:color="000000"/>
               <w:end w:val="single" w:sz="6" w:space="0" w:color="000000"/>
             </w:tcBorders>
-            <w:shd w:val="clear" w:color="auto" w:fill="§G1_2§"/>
             <w:vAlign w:val="center"/>
           </w:tcPr>
           <w:p>
@@ -8027,7 +7955,6 @@
               <w:bottom w:val="single" w:sz="6" w:space="0" w:color="000000"/>
               <w:end w:val="single" w:sz="6" w:space="0" w:color="000000"/>
             </w:tcBorders>
-            <w:shd w:val="clear" w:color="auto" w:fill="§G1_3§"/>
             <w:vAlign w:val="center"/>
           </w:tcPr>
           <w:p>
@@ -8051,7 +7978,6 @@
               <w:bottom w:val="single" w:sz="6" w:space="0" w:color="000000"/>
               <w:end w:val="single" w:sz="6" w:space="0" w:color="000000"/>
             </w:tcBorders>
-            <w:shd w:val="clear" w:color="auto" w:fill="§G1_3§"/>
             <w:vAlign w:val="center"/>
           </w:tcPr>
           <w:p>
@@ -8075,7 +8001,6 @@
               <w:bottom w:val="single" w:sz="6" w:space="0" w:color="000000"/>
               <w:end w:val="single" w:sz="6" w:space="0" w:color="000000"/>
             </w:tcBorders>
-            <w:shd w:val="clear" w:color="auto" w:fill="§G1_3§"/>
             <w:vAlign w:val="center"/>
           </w:tcPr>
           <w:p>
@@ -8099,7 +8024,6 @@
               <w:bottom w:val="single" w:sz="6" w:space="0" w:color="000000"/>
               <w:end w:val="single" w:sz="6" w:space="0" w:color="000000"/>
             </w:tcBorders>
-            <w:shd w:val="clear" w:color="auto" w:fill="§G1_3§"/>
             <w:vAlign w:val="center"/>
           </w:tcPr>
           <w:p>
@@ -8123,7 +8047,6 @@
               <w:bottom w:val="single" w:sz="6" w:space="0" w:color="000000"/>
               <w:end w:val="single" w:sz="6" w:space="0" w:color="000000"/>
             </w:tcBorders>
-            <w:shd w:val="clear" w:color="auto" w:fill="§G1_4§"/>
             <w:vAlign w:val="center"/>
           </w:tcPr>
           <w:p>
@@ -8147,7 +8070,6 @@
               <w:bottom w:val="single" w:sz="6" w:space="0" w:color="000000"/>
               <w:end w:val="single" w:sz="6" w:space="0" w:color="000000"/>
             </w:tcBorders>
-            <w:shd w:val="clear" w:color="auto" w:fill="§G1_4§"/>
             <w:vAlign w:val="center"/>
           </w:tcPr>
           <w:p>
@@ -8171,7 +8093,6 @@
               <w:bottom w:val="single" w:sz="6" w:space="0" w:color="000000"/>
               <w:end w:val="single" w:sz="6" w:space="0" w:color="000000"/>
             </w:tcBorders>
-            <w:shd w:val="clear" w:color="auto" w:fill="§G1_4§"/>
             <w:vAlign w:val="center"/>
           </w:tcPr>
           <w:p>
@@ -8195,7 +8116,6 @@
               <w:bottom w:val="single" w:sz="6" w:space="0" w:color="000000"/>
               <w:end w:val="single" w:sz="6" w:space="0" w:color="000000"/>
             </w:tcBorders>
-            <w:shd w:val="clear" w:color="auto" w:fill="§G1_4§"/>
             <w:vAlign w:val="center"/>
           </w:tcPr>
           <w:p>
@@ -8346,7 +8266,6 @@
               <w:bottom w:val="single" w:sz="4" w:space="0" w:color="000000"/>
               <w:end w:val="single" w:sz="6" w:space="0" w:color="000000"/>
             </w:tcBorders>
-            <w:shd w:val="clear" w:color="auto" w:fill="§G2_0§"/>
             <w:vAlign w:val="center"/>
           </w:tcPr>
           <w:p>
@@ -8374,7 +8293,6 @@
               <w:bottom w:val="single" w:sz="4" w:space="0" w:color="000000"/>
               <w:end w:val="single" w:sz="6" w:space="0" w:color="000000"/>
             </w:tcBorders>
-            <w:shd w:val="clear" w:color="auto" w:fill="§G2_0§"/>
             <w:vAlign w:val="center"/>
           </w:tcPr>
           <w:p>
@@ -8404,7 +8322,6 @@
               <w:bottom w:val="single" w:sz="4" w:space="0" w:color="000000"/>
               <w:end w:val="single" w:sz="6" w:space="0" w:color="000000"/>
             </w:tcBorders>
-            <w:shd w:val="clear" w:color="auto" w:fill="§G2_0§"/>
             <w:vAlign w:val="center"/>
           </w:tcPr>
           <w:p>
@@ -8434,7 +8351,6 @@
               <w:bottom w:val="single" w:sz="4" w:space="0" w:color="000000"/>
               <w:end w:val="single" w:sz="6" w:space="0" w:color="000000"/>
             </w:tcBorders>
-            <w:shd w:val="clear" w:color="auto" w:fill="§G2_0§"/>
             <w:vAlign w:val="center"/>
           </w:tcPr>
           <w:p>
@@ -8464,7 +8380,6 @@
               <w:bottom w:val="single" w:sz="4" w:space="0" w:color="000000"/>
               <w:end w:val="single" w:sz="6" w:space="0" w:color="000000"/>
             </w:tcBorders>
-            <w:shd w:val="clear" w:color="auto" w:fill="§G2_1§"/>
             <w:vAlign w:val="center"/>
           </w:tcPr>
           <w:p>
@@ -8491,7 +8406,6 @@
               <w:bottom w:val="single" w:sz="4" w:space="0" w:color="000000"/>
               <w:end w:val="single" w:sz="6" w:space="0" w:color="000000"/>
             </w:tcBorders>
-            <w:shd w:val="clear" w:color="auto" w:fill="§G2_1§"/>
             <w:vAlign w:val="center"/>
           </w:tcPr>
           <w:p>
@@ -8521,7 +8435,6 @@
               <w:bottom w:val="single" w:sz="4" w:space="0" w:color="000000"/>
               <w:end w:val="single" w:sz="6" w:space="0" w:color="000000"/>
             </w:tcBorders>
-            <w:shd w:val="clear" w:color="auto" w:fill="§G2_1§"/>
             <w:vAlign w:val="center"/>
           </w:tcPr>
           <w:p>
@@ -8551,7 +8464,6 @@
               <w:bottom w:val="single" w:sz="4" w:space="0" w:color="000000"/>
               <w:end w:val="single" w:sz="6" w:space="0" w:color="000000"/>
             </w:tcBorders>
-            <w:shd w:val="clear" w:color="auto" w:fill="§G2_1§"/>
             <w:vAlign w:val="center"/>
           </w:tcPr>
           <w:p>
@@ -8581,7 +8493,6 @@
               <w:bottom w:val="single" w:sz="4" w:space="0" w:color="000000"/>
               <w:end w:val="single" w:sz="6" w:space="0" w:color="000000"/>
             </w:tcBorders>
-            <w:shd w:val="clear" w:color="auto" w:fill="§G2_2§"/>
             <w:vAlign w:val="center"/>
           </w:tcPr>
           <w:p>
@@ -8608,7 +8519,6 @@
               <w:bottom w:val="single" w:sz="4" w:space="0" w:color="000000"/>
               <w:end w:val="single" w:sz="6" w:space="0" w:color="000000"/>
             </w:tcBorders>
-            <w:shd w:val="clear" w:color="auto" w:fill="§G2_2§"/>
             <w:vAlign w:val="center"/>
           </w:tcPr>
           <w:p>
@@ -8638,7 +8548,6 @@
               <w:bottom w:val="single" w:sz="4" w:space="0" w:color="000000"/>
               <w:end w:val="single" w:sz="6" w:space="0" w:color="000000"/>
             </w:tcBorders>
-            <w:shd w:val="clear" w:color="auto" w:fill="§G2_2§"/>
             <w:vAlign w:val="center"/>
           </w:tcPr>
           <w:p>
@@ -8668,7 +8577,6 @@
               <w:bottom w:val="single" w:sz="4" w:space="0" w:color="000000"/>
               <w:end w:val="single" w:sz="6" w:space="0" w:color="000000"/>
             </w:tcBorders>
-            <w:shd w:val="clear" w:color="auto" w:fill="§G2_2§"/>
             <w:vAlign w:val="center"/>
           </w:tcPr>
           <w:p>
@@ -8698,7 +8606,6 @@
               <w:bottom w:val="single" w:sz="4" w:space="0" w:color="000000"/>
               <w:end w:val="single" w:sz="6" w:space="0" w:color="000000"/>
             </w:tcBorders>
-            <w:shd w:val="clear" w:color="auto" w:fill="§G2_3§"/>
             <w:vAlign w:val="center"/>
           </w:tcPr>
           <w:p>
@@ -8725,7 +8632,6 @@
               <w:bottom w:val="single" w:sz="4" w:space="0" w:color="000000"/>
               <w:end w:val="single" w:sz="6" w:space="0" w:color="000000"/>
             </w:tcBorders>
-            <w:shd w:val="clear" w:color="auto" w:fill="§G2_3§"/>
             <w:vAlign w:val="center"/>
           </w:tcPr>
           <w:p>
@@ -8749,7 +8655,6 @@
               <w:bottom w:val="single" w:sz="4" w:space="0" w:color="000000"/>
               <w:end w:val="single" w:sz="6" w:space="0" w:color="000000"/>
             </w:tcBorders>
-            <w:shd w:val="clear" w:color="auto" w:fill="§G2_3§"/>
             <w:vAlign w:val="center"/>
           </w:tcPr>
           <w:p>
@@ -8773,7 +8678,6 @@
               <w:bottom w:val="single" w:sz="4" w:space="0" w:color="000000"/>
               <w:end w:val="single" w:sz="6" w:space="0" w:color="000000"/>
             </w:tcBorders>
-            <w:shd w:val="clear" w:color="auto" w:fill="§G2_3§"/>
             <w:vAlign w:val="center"/>
           </w:tcPr>
           <w:p>
@@ -8797,7 +8701,6 @@
               <w:bottom w:val="single" w:sz="4" w:space="0" w:color="000000"/>
               <w:end w:val="single" w:sz="6" w:space="0" w:color="000000"/>
             </w:tcBorders>
-            <w:shd w:val="clear" w:color="auto" w:fill="§G2_4§"/>
             <w:vAlign w:val="center"/>
           </w:tcPr>
           <w:p>
@@ -8821,7 +8724,6 @@
               <w:bottom w:val="single" w:sz="4" w:space="0" w:color="000000"/>
               <w:end w:val="single" w:sz="6" w:space="0" w:color="000000"/>
             </w:tcBorders>
-            <w:shd w:val="clear" w:color="auto" w:fill="§G2_4§"/>
             <w:vAlign w:val="center"/>
           </w:tcPr>
           <w:p>
@@ -8851,7 +8753,6 @@
               <w:bottom w:val="single" w:sz="4" w:space="0" w:color="000000"/>
               <w:end w:val="single" w:sz="6" w:space="0" w:color="000000"/>
             </w:tcBorders>
-            <w:shd w:val="clear" w:color="auto" w:fill="§G2_4§"/>
             <w:vAlign w:val="center"/>
           </w:tcPr>
           <w:p>
@@ -8881,7 +8782,6 @@
               <w:bottom w:val="single" w:sz="4" w:space="0" w:color="000000"/>
               <w:end w:val="single" w:sz="6" w:space="0" w:color="000000"/>
             </w:tcBorders>
-            <w:shd w:val="clear" w:color="auto" w:fill="§G2_4§"/>
             <w:vAlign w:val="center"/>
           </w:tcPr>
           <w:p>
@@ -9792,7 +9692,6 @@
               <w:bottom w:val="single" w:sz="6" w:space="0" w:color="000000"/>
               <w:end w:val="single" w:sz="6" w:space="0" w:color="000000"/>
             </w:tcBorders>
-            <w:shd w:val="clear" w:color="auto" w:fill="§G2_0§"/>
             <w:vAlign w:val="center"/>
           </w:tcPr>
           <w:p>
@@ -9821,7 +9720,6 @@
               <w:bottom w:val="single" w:sz="6" w:space="0" w:color="000000"/>
               <w:end w:val="single" w:sz="6" w:space="0" w:color="000000"/>
             </w:tcBorders>
-            <w:shd w:val="clear" w:color="auto" w:fill="§G2_0§"/>
             <w:vAlign w:val="center"/>
           </w:tcPr>
           <w:p>
@@ -9845,7 +9743,6 @@
               <w:bottom w:val="single" w:sz="6" w:space="0" w:color="000000"/>
               <w:end w:val="single" w:sz="6" w:space="0" w:color="000000"/>
             </w:tcBorders>
-            <w:shd w:val="clear" w:color="auto" w:fill="§G2_0§"/>
             <w:vAlign w:val="center"/>
           </w:tcPr>
           <w:p>
@@ -9869,7 +9766,6 @@
               <w:bottom w:val="single" w:sz="6" w:space="0" w:color="000000"/>
               <w:end w:val="single" w:sz="6" w:space="0" w:color="000000"/>
             </w:tcBorders>
-            <w:shd w:val="clear" w:color="auto" w:fill="§G2_0§"/>
             <w:vAlign w:val="center"/>
           </w:tcPr>
           <w:p>
@@ -9893,7 +9789,6 @@
               <w:bottom w:val="single" w:sz="6" w:space="0" w:color="000000"/>
               <w:end w:val="single" w:sz="6" w:space="0" w:color="000000"/>
             </w:tcBorders>
-            <w:shd w:val="clear" w:color="auto" w:fill="§G2_1§"/>
             <w:vAlign w:val="center"/>
           </w:tcPr>
           <w:p>
@@ -9917,7 +9812,6 @@
               <w:bottom w:val="single" w:sz="6" w:space="0" w:color="000000"/>
               <w:end w:val="single" w:sz="6" w:space="0" w:color="000000"/>
             </w:tcBorders>
-            <w:shd w:val="clear" w:color="auto" w:fill="§G2_1§"/>
             <w:vAlign w:val="center"/>
           </w:tcPr>
           <w:p>
@@ -9941,7 +9835,6 @@
               <w:bottom w:val="single" w:sz="6" w:space="0" w:color="000000"/>
               <w:end w:val="single" w:sz="6" w:space="0" w:color="000000"/>
             </w:tcBorders>
-            <w:shd w:val="clear" w:color="auto" w:fill="§G2_1§"/>
             <w:vAlign w:val="center"/>
           </w:tcPr>
           <w:p>
@@ -9965,7 +9858,6 @@
               <w:bottom w:val="single" w:sz="6" w:space="0" w:color="000000"/>
               <w:end w:val="single" w:sz="6" w:space="0" w:color="000000"/>
             </w:tcBorders>
-            <w:shd w:val="clear" w:color="auto" w:fill="§G2_1§"/>
             <w:vAlign w:val="center"/>
           </w:tcPr>
           <w:p>
@@ -9989,7 +9881,6 @@
               <w:bottom w:val="single" w:sz="6" w:space="0" w:color="000000"/>
               <w:end w:val="single" w:sz="6" w:space="0" w:color="000000"/>
             </w:tcBorders>
-            <w:shd w:val="clear" w:color="auto" w:fill="§G2_2§"/>
             <w:vAlign w:val="center"/>
           </w:tcPr>
           <w:p>
@@ -10013,7 +9904,6 @@
               <w:bottom w:val="single" w:sz="6" w:space="0" w:color="000000"/>
               <w:end w:val="single" w:sz="6" w:space="0" w:color="000000"/>
             </w:tcBorders>
-            <w:shd w:val="clear" w:color="auto" w:fill="§G2_2§"/>
             <w:vAlign w:val="center"/>
           </w:tcPr>
           <w:p>
@@ -10037,7 +9927,6 @@
               <w:bottom w:val="single" w:sz="6" w:space="0" w:color="000000"/>
               <w:end w:val="single" w:sz="6" w:space="0" w:color="000000"/>
             </w:tcBorders>
-            <w:shd w:val="clear" w:color="auto" w:fill="§G2_2§"/>
             <w:vAlign w:val="center"/>
           </w:tcPr>
           <w:p>
@@ -10061,7 +9950,6 @@
               <w:bottom w:val="single" w:sz="6" w:space="0" w:color="000000"/>
               <w:end w:val="single" w:sz="6" w:space="0" w:color="000000"/>
             </w:tcBorders>
-            <w:shd w:val="clear" w:color="auto" w:fill="§G2_2§"/>
             <w:vAlign w:val="center"/>
           </w:tcPr>
           <w:p>
@@ -10085,7 +9973,6 @@
               <w:bottom w:val="single" w:sz="6" w:space="0" w:color="000000"/>
               <w:end w:val="single" w:sz="6" w:space="0" w:color="000000"/>
             </w:tcBorders>
-            <w:shd w:val="clear" w:color="auto" w:fill="§G2_3§"/>
             <w:vAlign w:val="center"/>
           </w:tcPr>
           <w:p>
@@ -10109,7 +9996,6 @@
               <w:bottom w:val="single" w:sz="6" w:space="0" w:color="000000"/>
               <w:end w:val="single" w:sz="6" w:space="0" w:color="000000"/>
             </w:tcBorders>
-            <w:shd w:val="clear" w:color="auto" w:fill="§G2_3§"/>
             <w:vAlign w:val="center"/>
           </w:tcPr>
           <w:p>
@@ -10133,7 +10019,6 @@
               <w:bottom w:val="single" w:sz="6" w:space="0" w:color="000000"/>
               <w:end w:val="single" w:sz="6" w:space="0" w:color="000000"/>
             </w:tcBorders>
-            <w:shd w:val="clear" w:color="auto" w:fill="§G2_3§"/>
             <w:vAlign w:val="center"/>
           </w:tcPr>
           <w:p>
@@ -10157,7 +10042,6 @@
               <w:bottom w:val="single" w:sz="6" w:space="0" w:color="000000"/>
               <w:end w:val="single" w:sz="6" w:space="0" w:color="000000"/>
             </w:tcBorders>
-            <w:shd w:val="clear" w:color="auto" w:fill="§G2_3§"/>
             <w:vAlign w:val="center"/>
           </w:tcPr>
           <w:p>
@@ -10181,7 +10065,6 @@
               <w:bottom w:val="single" w:sz="6" w:space="0" w:color="000000"/>
               <w:end w:val="single" w:sz="6" w:space="0" w:color="000000"/>
             </w:tcBorders>
-            <w:shd w:val="clear" w:color="auto" w:fill="§G2_4§"/>
             <w:vAlign w:val="center"/>
           </w:tcPr>
           <w:p>
@@ -10205,7 +10088,6 @@
               <w:bottom w:val="single" w:sz="6" w:space="0" w:color="000000"/>
               <w:end w:val="single" w:sz="6" w:space="0" w:color="000000"/>
             </w:tcBorders>
-            <w:shd w:val="clear" w:color="auto" w:fill="§G2_4§"/>
             <w:vAlign w:val="center"/>
           </w:tcPr>
           <w:p>
@@ -10229,7 +10111,6 @@
               <w:bottom w:val="single" w:sz="6" w:space="0" w:color="000000"/>
               <w:end w:val="single" w:sz="6" w:space="0" w:color="000000"/>
             </w:tcBorders>
-            <w:shd w:val="clear" w:color="auto" w:fill="§G2_4§"/>
             <w:vAlign w:val="center"/>
           </w:tcPr>
           <w:p>
@@ -10253,7 +10134,6 @@
               <w:bottom w:val="single" w:sz="6" w:space="0" w:color="000000"/>
               <w:end w:val="single" w:sz="6" w:space="0" w:color="000000"/>
             </w:tcBorders>
-            <w:shd w:val="clear" w:color="auto" w:fill="§G2_4§"/>
             <w:vAlign w:val="center"/>
           </w:tcPr>
           <w:p>
@@ -10404,7 +10284,6 @@
               <w:bottom w:val="single" w:sz="4" w:space="0" w:color="000000"/>
               <w:end w:val="single" w:sz="6" w:space="0" w:color="000000"/>
             </w:tcBorders>
-            <w:shd w:val="clear" w:color="auto" w:fill="§G3_0§"/>
             <w:vAlign w:val="center"/>
           </w:tcPr>
           <w:p>
@@ -10432,7 +10311,6 @@
               <w:bottom w:val="single" w:sz="4" w:space="0" w:color="000000"/>
               <w:end w:val="single" w:sz="6" w:space="0" w:color="000000"/>
             </w:tcBorders>
-            <w:shd w:val="clear" w:color="auto" w:fill="§G3_0§"/>
             <w:vAlign w:val="center"/>
           </w:tcPr>
           <w:p>
@@ -10462,7 +10340,6 @@
               <w:bottom w:val="single" w:sz="4" w:space="0" w:color="000000"/>
               <w:end w:val="single" w:sz="6" w:space="0" w:color="000000"/>
             </w:tcBorders>
-            <w:shd w:val="clear" w:color="auto" w:fill="§G3_0§"/>
             <w:vAlign w:val="center"/>
           </w:tcPr>
           <w:p>
@@ -10492,7 +10369,6 @@
               <w:bottom w:val="single" w:sz="4" w:space="0" w:color="000000"/>
               <w:end w:val="single" w:sz="6" w:space="0" w:color="000000"/>
             </w:tcBorders>
-            <w:shd w:val="clear" w:color="auto" w:fill="§G3_0§"/>
             <w:vAlign w:val="center"/>
           </w:tcPr>
           <w:p>
@@ -10522,7 +10398,6 @@
               <w:bottom w:val="single" w:sz="4" w:space="0" w:color="000000"/>
               <w:end w:val="single" w:sz="6" w:space="0" w:color="000000"/>
             </w:tcBorders>
-            <w:shd w:val="clear" w:color="auto" w:fill="§G3_1§"/>
             <w:vAlign w:val="center"/>
           </w:tcPr>
           <w:p>
@@ -10549,7 +10424,6 @@
               <w:bottom w:val="single" w:sz="4" w:space="0" w:color="000000"/>
               <w:end w:val="single" w:sz="6" w:space="0" w:color="000000"/>
             </w:tcBorders>
-            <w:shd w:val="clear" w:color="auto" w:fill="§G3_1§"/>
             <w:vAlign w:val="center"/>
           </w:tcPr>
           <w:p>
@@ -10579,7 +10453,6 @@
               <w:bottom w:val="single" w:sz="4" w:space="0" w:color="000000"/>
               <w:end w:val="single" w:sz="6" w:space="0" w:color="000000"/>
             </w:tcBorders>
-            <w:shd w:val="clear" w:color="auto" w:fill="§G3_1§"/>
             <w:vAlign w:val="center"/>
           </w:tcPr>
           <w:p>
@@ -10609,7 +10482,6 @@
               <w:bottom w:val="single" w:sz="4" w:space="0" w:color="000000"/>
               <w:end w:val="single" w:sz="6" w:space="0" w:color="000000"/>
             </w:tcBorders>
-            <w:shd w:val="clear" w:color="auto" w:fill="§G3_1§"/>
             <w:vAlign w:val="center"/>
           </w:tcPr>
           <w:p>
@@ -10639,7 +10511,6 @@
               <w:bottom w:val="single" w:sz="4" w:space="0" w:color="000000"/>
               <w:end w:val="single" w:sz="6" w:space="0" w:color="000000"/>
             </w:tcBorders>
-            <w:shd w:val="clear" w:color="auto" w:fill="§G3_2§"/>
             <w:vAlign w:val="center"/>
           </w:tcPr>
           <w:p>
@@ -10666,7 +10537,6 @@
               <w:bottom w:val="single" w:sz="4" w:space="0" w:color="000000"/>
               <w:end w:val="single" w:sz="6" w:space="0" w:color="000000"/>
             </w:tcBorders>
-            <w:shd w:val="clear" w:color="auto" w:fill="§G3_2§"/>
             <w:vAlign w:val="center"/>
           </w:tcPr>
           <w:p>
@@ -10696,7 +10566,6 @@
               <w:bottom w:val="single" w:sz="4" w:space="0" w:color="000000"/>
               <w:end w:val="single" w:sz="6" w:space="0" w:color="000000"/>
             </w:tcBorders>
-            <w:shd w:val="clear" w:color="auto" w:fill="§G3_2§"/>
             <w:vAlign w:val="center"/>
           </w:tcPr>
           <w:p>
@@ -10726,7 +10595,6 @@
               <w:bottom w:val="single" w:sz="4" w:space="0" w:color="000000"/>
               <w:end w:val="single" w:sz="6" w:space="0" w:color="000000"/>
             </w:tcBorders>
-            <w:shd w:val="clear" w:color="auto" w:fill="§G3_2§"/>
             <w:vAlign w:val="center"/>
           </w:tcPr>
           <w:p>
@@ -10756,7 +10624,6 @@
               <w:bottom w:val="single" w:sz="4" w:space="0" w:color="000000"/>
               <w:end w:val="single" w:sz="6" w:space="0" w:color="000000"/>
             </w:tcBorders>
-            <w:shd w:val="clear" w:color="auto" w:fill="§G3_3§"/>
             <w:vAlign w:val="center"/>
           </w:tcPr>
           <w:p>
@@ -10783,7 +10650,6 @@
               <w:bottom w:val="single" w:sz="4" w:space="0" w:color="000000"/>
               <w:end w:val="single" w:sz="6" w:space="0" w:color="000000"/>
             </w:tcBorders>
-            <w:shd w:val="clear" w:color="auto" w:fill="§G3_3§"/>
             <w:vAlign w:val="center"/>
           </w:tcPr>
           <w:p>
@@ -10807,7 +10673,6 @@
               <w:bottom w:val="single" w:sz="4" w:space="0" w:color="000000"/>
               <w:end w:val="single" w:sz="6" w:space="0" w:color="000000"/>
             </w:tcBorders>
-            <w:shd w:val="clear" w:color="auto" w:fill="§G3_3§"/>
             <w:vAlign w:val="center"/>
           </w:tcPr>
           <w:p>
@@ -10831,7 +10696,6 @@
               <w:bottom w:val="single" w:sz="4" w:space="0" w:color="000000"/>
               <w:end w:val="single" w:sz="6" w:space="0" w:color="000000"/>
             </w:tcBorders>
-            <w:shd w:val="clear" w:color="auto" w:fill="§G3_3§"/>
             <w:vAlign w:val="center"/>
           </w:tcPr>
           <w:p>
@@ -10855,7 +10719,6 @@
               <w:bottom w:val="single" w:sz="4" w:space="0" w:color="000000"/>
               <w:end w:val="single" w:sz="6" w:space="0" w:color="000000"/>
             </w:tcBorders>
-            <w:shd w:val="clear" w:color="auto" w:fill="§G3_4§"/>
             <w:vAlign w:val="center"/>
           </w:tcPr>
           <w:p>
@@ -10879,7 +10742,6 @@
               <w:bottom w:val="single" w:sz="4" w:space="0" w:color="000000"/>
               <w:end w:val="single" w:sz="6" w:space="0" w:color="000000"/>
             </w:tcBorders>
-            <w:shd w:val="clear" w:color="auto" w:fill="§G3_4§"/>
             <w:vAlign w:val="center"/>
           </w:tcPr>
           <w:p>
@@ -10909,7 +10771,6 @@
               <w:bottom w:val="single" w:sz="4" w:space="0" w:color="000000"/>
               <w:end w:val="single" w:sz="6" w:space="0" w:color="000000"/>
             </w:tcBorders>
-            <w:shd w:val="clear" w:color="auto" w:fill="§G3_4§"/>
             <w:vAlign w:val="center"/>
           </w:tcPr>
           <w:p>
@@ -10939,7 +10800,6 @@
               <w:bottom w:val="single" w:sz="4" w:space="0" w:color="000000"/>
               <w:end w:val="single" w:sz="6" w:space="0" w:color="000000"/>
             </w:tcBorders>
-            <w:shd w:val="clear" w:color="auto" w:fill="§G3_4§"/>
             <w:vAlign w:val="center"/>
           </w:tcPr>
           <w:p>
@@ -11850,7 +11710,6 @@
               <w:bottom w:val="single" w:sz="6" w:space="0" w:color="000000"/>
               <w:end w:val="single" w:sz="6" w:space="0" w:color="000000"/>
             </w:tcBorders>
-            <w:shd w:val="clear" w:color="auto" w:fill="§G3_0§"/>
             <w:vAlign w:val="center"/>
           </w:tcPr>
           <w:p>
@@ -11879,7 +11738,6 @@
               <w:bottom w:val="single" w:sz="6" w:space="0" w:color="000000"/>
               <w:end w:val="single" w:sz="6" w:space="0" w:color="000000"/>
             </w:tcBorders>
-            <w:shd w:val="clear" w:color="auto" w:fill="§G3_0§"/>
             <w:vAlign w:val="center"/>
           </w:tcPr>
           <w:p>
@@ -11903,7 +11761,6 @@
               <w:bottom w:val="single" w:sz="6" w:space="0" w:color="000000"/>
               <w:end w:val="single" w:sz="6" w:space="0" w:color="000000"/>
             </w:tcBorders>
-            <w:shd w:val="clear" w:color="auto" w:fill="§G3_0§"/>
             <w:vAlign w:val="center"/>
           </w:tcPr>
           <w:p>
@@ -11927,7 +11784,6 @@
               <w:bottom w:val="single" w:sz="6" w:space="0" w:color="000000"/>
               <w:end w:val="single" w:sz="6" w:space="0" w:color="000000"/>
             </w:tcBorders>
-            <w:shd w:val="clear" w:color="auto" w:fill="§G3_0§"/>
             <w:vAlign w:val="center"/>
           </w:tcPr>
           <w:p>
@@ -11951,7 +11807,6 @@
               <w:bottom w:val="single" w:sz="6" w:space="0" w:color="000000"/>
               <w:end w:val="single" w:sz="6" w:space="0" w:color="000000"/>
             </w:tcBorders>
-            <w:shd w:val="clear" w:color="auto" w:fill="§G3_1§"/>
             <w:vAlign w:val="center"/>
           </w:tcPr>
           <w:p>
@@ -11975,7 +11830,6 @@
               <w:bottom w:val="single" w:sz="6" w:space="0" w:color="000000"/>
               <w:end w:val="single" w:sz="6" w:space="0" w:color="000000"/>
             </w:tcBorders>
-            <w:shd w:val="clear" w:color="auto" w:fill="§G3_1§"/>
             <w:vAlign w:val="center"/>
           </w:tcPr>
           <w:p>
@@ -11999,7 +11853,6 @@
               <w:bottom w:val="single" w:sz="6" w:space="0" w:color="000000"/>
               <w:end w:val="single" w:sz="6" w:space="0" w:color="000000"/>
             </w:tcBorders>
-            <w:shd w:val="clear" w:color="auto" w:fill="§G3_1§"/>
             <w:vAlign w:val="center"/>
           </w:tcPr>
           <w:p>
@@ -12023,7 +11876,6 @@
               <w:bottom w:val="single" w:sz="6" w:space="0" w:color="000000"/>
               <w:end w:val="single" w:sz="6" w:space="0" w:color="000000"/>
             </w:tcBorders>
-            <w:shd w:val="clear" w:color="auto" w:fill="§G3_1§"/>
             <w:vAlign w:val="center"/>
           </w:tcPr>
           <w:p>
@@ -12047,7 +11899,6 @@
               <w:bottom w:val="single" w:sz="6" w:space="0" w:color="000000"/>
               <w:end w:val="single" w:sz="6" w:space="0" w:color="000000"/>
             </w:tcBorders>
-            <w:shd w:val="clear" w:color="auto" w:fill="§G3_2§"/>
             <w:vAlign w:val="center"/>
           </w:tcPr>
           <w:p>
@@ -12071,7 +11922,6 @@
               <w:bottom w:val="single" w:sz="6" w:space="0" w:color="000000"/>
               <w:end w:val="single" w:sz="6" w:space="0" w:color="000000"/>
             </w:tcBorders>
-            <w:shd w:val="clear" w:color="auto" w:fill="§G3_2§"/>
             <w:vAlign w:val="center"/>
           </w:tcPr>
           <w:p>
@@ -12095,7 +11945,6 @@
               <w:bottom w:val="single" w:sz="6" w:space="0" w:color="000000"/>
               <w:end w:val="single" w:sz="6" w:space="0" w:color="000000"/>
             </w:tcBorders>
-            <w:shd w:val="clear" w:color="auto" w:fill="§G3_2§"/>
             <w:vAlign w:val="center"/>
           </w:tcPr>
           <w:p>
@@ -12119,7 +11968,6 @@
               <w:bottom w:val="single" w:sz="6" w:space="0" w:color="000000"/>
               <w:end w:val="single" w:sz="6" w:space="0" w:color="000000"/>
             </w:tcBorders>
-            <w:shd w:val="clear" w:color="auto" w:fill="§G3_2§"/>
             <w:vAlign w:val="center"/>
           </w:tcPr>
           <w:p>
@@ -12143,7 +11991,6 @@
               <w:bottom w:val="single" w:sz="6" w:space="0" w:color="000000"/>
               <w:end w:val="single" w:sz="6" w:space="0" w:color="000000"/>
             </w:tcBorders>
-            <w:shd w:val="clear" w:color="auto" w:fill="§G3_3§"/>
             <w:vAlign w:val="center"/>
           </w:tcPr>
           <w:p>
@@ -12167,7 +12014,6 @@
               <w:bottom w:val="single" w:sz="6" w:space="0" w:color="000000"/>
               <w:end w:val="single" w:sz="6" w:space="0" w:color="000000"/>
             </w:tcBorders>
-            <w:shd w:val="clear" w:color="auto" w:fill="§G3_3§"/>
             <w:vAlign w:val="center"/>
           </w:tcPr>
           <w:p>
@@ -12191,7 +12037,6 @@
               <w:bottom w:val="single" w:sz="6" w:space="0" w:color="000000"/>
               <w:end w:val="single" w:sz="6" w:space="0" w:color="000000"/>
             </w:tcBorders>
-            <w:shd w:val="clear" w:color="auto" w:fill="§G3_3§"/>
             <w:vAlign w:val="center"/>
           </w:tcPr>
           <w:p>
@@ -12215,7 +12060,6 @@
               <w:bottom w:val="single" w:sz="6" w:space="0" w:color="000000"/>
               <w:end w:val="single" w:sz="6" w:space="0" w:color="000000"/>
             </w:tcBorders>
-            <w:shd w:val="clear" w:color="auto" w:fill="§G3_3§"/>
             <w:vAlign w:val="center"/>
           </w:tcPr>
           <w:p>
@@ -12239,7 +12083,6 @@
               <w:bottom w:val="single" w:sz="6" w:space="0" w:color="000000"/>
               <w:end w:val="single" w:sz="6" w:space="0" w:color="000000"/>
             </w:tcBorders>
-            <w:shd w:val="clear" w:color="auto" w:fill="§G3_4§"/>
             <w:vAlign w:val="center"/>
           </w:tcPr>
           <w:p>
@@ -12263,7 +12106,6 @@
               <w:bottom w:val="single" w:sz="6" w:space="0" w:color="000000"/>
               <w:end w:val="single" w:sz="6" w:space="0" w:color="000000"/>
             </w:tcBorders>
-            <w:shd w:val="clear" w:color="auto" w:fill="§G3_4§"/>
             <w:vAlign w:val="center"/>
           </w:tcPr>
           <w:p>
@@ -12287,7 +12129,6 @@
               <w:bottom w:val="single" w:sz="6" w:space="0" w:color="000000"/>
               <w:end w:val="single" w:sz="6" w:space="0" w:color="000000"/>
             </w:tcBorders>
-            <w:shd w:val="clear" w:color="auto" w:fill="§G3_4§"/>
             <w:vAlign w:val="center"/>
           </w:tcPr>
           <w:p>
@@ -12311,7 +12152,6 @@
               <w:bottom w:val="single" w:sz="6" w:space="0" w:color="000000"/>
               <w:end w:val="single" w:sz="6" w:space="0" w:color="000000"/>
             </w:tcBorders>
-            <w:shd w:val="clear" w:color="auto" w:fill="§G3_4§"/>
             <w:vAlign w:val="center"/>
           </w:tcPr>
           <w:p>
@@ -12530,7 +12370,6 @@
               <w:bottom w:val="single" w:sz="4" w:space="0" w:color="000000"/>
               <w:end w:val="single" w:sz="6" w:space="0" w:color="000000"/>
             </w:tcBorders>
-            <w:shd w:val="clear" w:color="auto" w:fill="§G4_0§"/>
             <w:vAlign w:val="center"/>
           </w:tcPr>
           <w:p>
@@ -12558,7 +12397,6 @@
               <w:bottom w:val="single" w:sz="4" w:space="0" w:color="000000"/>
               <w:end w:val="single" w:sz="6" w:space="0" w:color="000000"/>
             </w:tcBorders>
-            <w:shd w:val="clear" w:color="auto" w:fill="§G4_0§"/>
             <w:vAlign w:val="center"/>
           </w:tcPr>
           <w:p>
@@ -12588,7 +12426,6 @@
               <w:bottom w:val="single" w:sz="4" w:space="0" w:color="000000"/>
               <w:end w:val="single" w:sz="6" w:space="0" w:color="000000"/>
             </w:tcBorders>
-            <w:shd w:val="clear" w:color="auto" w:fill="§G4_0§"/>
             <w:vAlign w:val="center"/>
           </w:tcPr>
           <w:p>
@@ -12618,7 +12455,6 @@
               <w:bottom w:val="single" w:sz="4" w:space="0" w:color="000000"/>
               <w:end w:val="single" w:sz="6" w:space="0" w:color="000000"/>
             </w:tcBorders>
-            <w:shd w:val="clear" w:color="auto" w:fill="§G4_0§"/>
             <w:vAlign w:val="center"/>
           </w:tcPr>
           <w:p>
@@ -12648,7 +12484,6 @@
               <w:bottom w:val="single" w:sz="4" w:space="0" w:color="000000"/>
               <w:end w:val="single" w:sz="6" w:space="0" w:color="000000"/>
             </w:tcBorders>
-            <w:shd w:val="clear" w:color="auto" w:fill="§G4_1§"/>
             <w:vAlign w:val="center"/>
           </w:tcPr>
           <w:p>
@@ -12675,7 +12510,6 @@
               <w:bottom w:val="single" w:sz="4" w:space="0" w:color="000000"/>
               <w:end w:val="single" w:sz="6" w:space="0" w:color="000000"/>
             </w:tcBorders>
-            <w:shd w:val="clear" w:color="auto" w:fill="§G4_1§"/>
             <w:vAlign w:val="center"/>
           </w:tcPr>
           <w:p>
@@ -12705,7 +12539,6 @@
               <w:bottom w:val="single" w:sz="4" w:space="0" w:color="000000"/>
               <w:end w:val="single" w:sz="6" w:space="0" w:color="000000"/>
             </w:tcBorders>
-            <w:shd w:val="clear" w:color="auto" w:fill="§G4_1§"/>
             <w:vAlign w:val="center"/>
           </w:tcPr>
           <w:p>
@@ -12735,7 +12568,6 @@
               <w:bottom w:val="single" w:sz="4" w:space="0" w:color="000000"/>
               <w:end w:val="single" w:sz="6" w:space="0" w:color="000000"/>
             </w:tcBorders>
-            <w:shd w:val="clear" w:color="auto" w:fill="§G4_1§"/>
             <w:vAlign w:val="center"/>
           </w:tcPr>
           <w:p>
@@ -12765,7 +12597,6 @@
               <w:bottom w:val="single" w:sz="4" w:space="0" w:color="000000"/>
               <w:end w:val="single" w:sz="6" w:space="0" w:color="000000"/>
             </w:tcBorders>
-            <w:shd w:val="clear" w:color="auto" w:fill="§G4_2§"/>
             <w:vAlign w:val="center"/>
           </w:tcPr>
           <w:p>
@@ -12792,7 +12623,6 @@
               <w:bottom w:val="single" w:sz="4" w:space="0" w:color="000000"/>
               <w:end w:val="single" w:sz="6" w:space="0" w:color="000000"/>
             </w:tcBorders>
-            <w:shd w:val="clear" w:color="auto" w:fill="§G4_2§"/>
             <w:vAlign w:val="center"/>
           </w:tcPr>
           <w:p>
@@ -12822,7 +12652,6 @@
               <w:bottom w:val="single" w:sz="4" w:space="0" w:color="000000"/>
               <w:end w:val="single" w:sz="6" w:space="0" w:color="000000"/>
             </w:tcBorders>
-            <w:shd w:val="clear" w:color="auto" w:fill="§G4_2§"/>
             <w:vAlign w:val="center"/>
           </w:tcPr>
           <w:p>
@@ -12852,7 +12681,6 @@
               <w:bottom w:val="single" w:sz="4" w:space="0" w:color="000000"/>
               <w:end w:val="single" w:sz="6" w:space="0" w:color="000000"/>
             </w:tcBorders>
-            <w:shd w:val="clear" w:color="auto" w:fill="§G4_2§"/>
             <w:vAlign w:val="center"/>
           </w:tcPr>
           <w:p>
@@ -12882,7 +12710,6 @@
               <w:bottom w:val="single" w:sz="4" w:space="0" w:color="000000"/>
               <w:end w:val="single" w:sz="6" w:space="0" w:color="000000"/>
             </w:tcBorders>
-            <w:shd w:val="clear" w:color="auto" w:fill="§G4_3§"/>
             <w:vAlign w:val="center"/>
           </w:tcPr>
           <w:p>
@@ -12909,7 +12736,6 @@
               <w:bottom w:val="single" w:sz="4" w:space="0" w:color="000000"/>
               <w:end w:val="single" w:sz="6" w:space="0" w:color="000000"/>
             </w:tcBorders>
-            <w:shd w:val="clear" w:color="auto" w:fill="§G4_3§"/>
             <w:vAlign w:val="center"/>
           </w:tcPr>
           <w:p>
@@ -12933,7 +12759,6 @@
               <w:bottom w:val="single" w:sz="4" w:space="0" w:color="000000"/>
               <w:end w:val="single" w:sz="6" w:space="0" w:color="000000"/>
             </w:tcBorders>
-            <w:shd w:val="clear" w:color="auto" w:fill="§G4_3§"/>
             <w:vAlign w:val="center"/>
           </w:tcPr>
           <w:p>
@@ -12957,7 +12782,6 @@
               <w:bottom w:val="single" w:sz="4" w:space="0" w:color="000000"/>
               <w:end w:val="single" w:sz="6" w:space="0" w:color="000000"/>
             </w:tcBorders>
-            <w:shd w:val="clear" w:color="auto" w:fill="§G4_3§"/>
             <w:vAlign w:val="center"/>
           </w:tcPr>
           <w:p>
@@ -12981,7 +12805,6 @@
               <w:bottom w:val="single" w:sz="4" w:space="0" w:color="000000"/>
               <w:end w:val="single" w:sz="6" w:space="0" w:color="000000"/>
             </w:tcBorders>
-            <w:shd w:val="clear" w:color="auto" w:fill="§G4_4§"/>
             <w:vAlign w:val="center"/>
           </w:tcPr>
           <w:p>
@@ -13005,7 +12828,6 @@
               <w:bottom w:val="single" w:sz="4" w:space="0" w:color="000000"/>
               <w:end w:val="single" w:sz="6" w:space="0" w:color="000000"/>
             </w:tcBorders>
-            <w:shd w:val="clear" w:color="auto" w:fill="§G4_4§"/>
             <w:vAlign w:val="center"/>
           </w:tcPr>
           <w:p>
@@ -13035,7 +12857,6 @@
               <w:bottom w:val="single" w:sz="4" w:space="0" w:color="000000"/>
               <w:end w:val="single" w:sz="6" w:space="0" w:color="000000"/>
             </w:tcBorders>
-            <w:shd w:val="clear" w:color="auto" w:fill="§G4_4§"/>
             <w:vAlign w:val="center"/>
           </w:tcPr>
           <w:p>
@@ -13065,7 +12886,6 @@
               <w:bottom w:val="single" w:sz="4" w:space="0" w:color="000000"/>
               <w:end w:val="single" w:sz="6" w:space="0" w:color="000000"/>
             </w:tcBorders>
-            <w:shd w:val="clear" w:color="auto" w:fill="§G4_4§"/>
             <w:vAlign w:val="center"/>
           </w:tcPr>
           <w:p>
@@ -13976,7 +13796,6 @@
               <w:bottom w:val="single" w:sz="6" w:space="0" w:color="000000"/>
               <w:end w:val="single" w:sz="6" w:space="0" w:color="000000"/>
             </w:tcBorders>
-            <w:shd w:val="clear" w:color="auto" w:fill="§G4_0§"/>
             <w:vAlign w:val="center"/>
           </w:tcPr>
           <w:p>
@@ -14005,7 +13824,6 @@
               <w:bottom w:val="single" w:sz="6" w:space="0" w:color="000000"/>
               <w:end w:val="single" w:sz="6" w:space="0" w:color="000000"/>
             </w:tcBorders>
-            <w:shd w:val="clear" w:color="auto" w:fill="§G4_0§"/>
             <w:vAlign w:val="center"/>
           </w:tcPr>
           <w:p>
@@ -14029,7 +13847,6 @@
               <w:bottom w:val="single" w:sz="6" w:space="0" w:color="000000"/>
               <w:end w:val="single" w:sz="6" w:space="0" w:color="000000"/>
             </w:tcBorders>
-            <w:shd w:val="clear" w:color="auto" w:fill="§G4_0§"/>
             <w:vAlign w:val="center"/>
           </w:tcPr>
           <w:p>
@@ -14053,7 +13870,6 @@
               <w:bottom w:val="single" w:sz="6" w:space="0" w:color="000000"/>
               <w:end w:val="single" w:sz="6" w:space="0" w:color="000000"/>
             </w:tcBorders>
-            <w:shd w:val="clear" w:color="auto" w:fill="§G4_0§"/>
             <w:vAlign w:val="center"/>
           </w:tcPr>
           <w:p>
@@ -14077,7 +13893,6 @@
               <w:bottom w:val="single" w:sz="6" w:space="0" w:color="000000"/>
               <w:end w:val="single" w:sz="6" w:space="0" w:color="000000"/>
             </w:tcBorders>
-            <w:shd w:val="clear" w:color="auto" w:fill="§G4_1§"/>
             <w:vAlign w:val="center"/>
           </w:tcPr>
           <w:p>
@@ -14101,7 +13916,6 @@
               <w:bottom w:val="single" w:sz="6" w:space="0" w:color="000000"/>
               <w:end w:val="single" w:sz="6" w:space="0" w:color="000000"/>
             </w:tcBorders>
-            <w:shd w:val="clear" w:color="auto" w:fill="§G4_1§"/>
             <w:vAlign w:val="center"/>
           </w:tcPr>
           <w:p>
@@ -14125,7 +13939,6 @@
               <w:bottom w:val="single" w:sz="6" w:space="0" w:color="000000"/>
               <w:end w:val="single" w:sz="6" w:space="0" w:color="000000"/>
             </w:tcBorders>
-            <w:shd w:val="clear" w:color="auto" w:fill="§G4_1§"/>
             <w:vAlign w:val="center"/>
           </w:tcPr>
           <w:p>
@@ -14149,7 +13962,6 @@
               <w:bottom w:val="single" w:sz="6" w:space="0" w:color="000000"/>
               <w:end w:val="single" w:sz="6" w:space="0" w:color="000000"/>
             </w:tcBorders>
-            <w:shd w:val="clear" w:color="auto" w:fill="§G4_1§"/>
             <w:vAlign w:val="center"/>
           </w:tcPr>
           <w:p>
@@ -14173,7 +13985,6 @@
               <w:bottom w:val="single" w:sz="6" w:space="0" w:color="000000"/>
               <w:end w:val="single" w:sz="6" w:space="0" w:color="000000"/>
             </w:tcBorders>
-            <w:shd w:val="clear" w:color="auto" w:fill="§G4_2§"/>
             <w:vAlign w:val="center"/>
           </w:tcPr>
           <w:p>
@@ -14197,7 +14008,6 @@
               <w:bottom w:val="single" w:sz="6" w:space="0" w:color="000000"/>
               <w:end w:val="single" w:sz="6" w:space="0" w:color="000000"/>
             </w:tcBorders>
-            <w:shd w:val="clear" w:color="auto" w:fill="§G4_2§"/>
             <w:vAlign w:val="center"/>
           </w:tcPr>
           <w:p>
@@ -14221,7 +14031,6 @@
               <w:bottom w:val="single" w:sz="6" w:space="0" w:color="000000"/>
               <w:end w:val="single" w:sz="6" w:space="0" w:color="000000"/>
             </w:tcBorders>
-            <w:shd w:val="clear" w:color="auto" w:fill="§G4_2§"/>
             <w:vAlign w:val="center"/>
           </w:tcPr>
           <w:p>
@@ -14245,7 +14054,6 @@
               <w:bottom w:val="single" w:sz="6" w:space="0" w:color="000000"/>
               <w:end w:val="single" w:sz="6" w:space="0" w:color="000000"/>
             </w:tcBorders>
-            <w:shd w:val="clear" w:color="auto" w:fill="§G4_2§"/>
             <w:vAlign w:val="center"/>
           </w:tcPr>
           <w:p>
@@ -14269,7 +14077,6 @@
               <w:bottom w:val="single" w:sz="6" w:space="0" w:color="000000"/>
               <w:end w:val="single" w:sz="6" w:space="0" w:color="000000"/>
             </w:tcBorders>
-            <w:shd w:val="clear" w:color="auto" w:fill="§G4_3§"/>
             <w:vAlign w:val="center"/>
           </w:tcPr>
           <w:p>
@@ -14293,7 +14100,6 @@
               <w:bottom w:val="single" w:sz="6" w:space="0" w:color="000000"/>
               <w:end w:val="single" w:sz="6" w:space="0" w:color="000000"/>
             </w:tcBorders>
-            <w:shd w:val="clear" w:color="auto" w:fill="§G4_3§"/>
             <w:vAlign w:val="center"/>
           </w:tcPr>
           <w:p>
@@ -14317,7 +14123,6 @@
               <w:bottom w:val="single" w:sz="6" w:space="0" w:color="000000"/>
               <w:end w:val="single" w:sz="6" w:space="0" w:color="000000"/>
             </w:tcBorders>
-            <w:shd w:val="clear" w:color="auto" w:fill="§G4_3§"/>
             <w:vAlign w:val="center"/>
           </w:tcPr>
           <w:p>
@@ -14341,7 +14146,6 @@
               <w:bottom w:val="single" w:sz="6" w:space="0" w:color="000000"/>
               <w:end w:val="single" w:sz="6" w:space="0" w:color="000000"/>
             </w:tcBorders>
-            <w:shd w:val="clear" w:color="auto" w:fill="§G4_3§"/>
             <w:vAlign w:val="center"/>
           </w:tcPr>
           <w:p>
@@ -14365,7 +14169,6 @@
               <w:bottom w:val="single" w:sz="6" w:space="0" w:color="000000"/>
               <w:end w:val="single" w:sz="6" w:space="0" w:color="000000"/>
             </w:tcBorders>
-            <w:shd w:val="clear" w:color="auto" w:fill="§G4_4§"/>
             <w:vAlign w:val="center"/>
           </w:tcPr>
           <w:p>
@@ -14389,7 +14192,6 @@
               <w:bottom w:val="single" w:sz="6" w:space="0" w:color="000000"/>
               <w:end w:val="single" w:sz="6" w:space="0" w:color="000000"/>
             </w:tcBorders>
-            <w:shd w:val="clear" w:color="auto" w:fill="§G4_4§"/>
             <w:vAlign w:val="center"/>
           </w:tcPr>
           <w:p>
@@ -14413,7 +14215,6 @@
               <w:bottom w:val="single" w:sz="6" w:space="0" w:color="000000"/>
               <w:end w:val="single" w:sz="6" w:space="0" w:color="000000"/>
             </w:tcBorders>
-            <w:shd w:val="clear" w:color="auto" w:fill="§G4_4§"/>
             <w:vAlign w:val="center"/>
           </w:tcPr>
           <w:p>
@@ -14437,7 +14238,6 @@
               <w:bottom w:val="single" w:sz="6" w:space="0" w:color="000000"/>
               <w:end w:val="single" w:sz="6" w:space="0" w:color="000000"/>
             </w:tcBorders>
-            <w:shd w:val="clear" w:color="auto" w:fill="§G4_4§"/>
             <w:vAlign w:val="center"/>
           </w:tcPr>
           <w:p>
@@ -14636,7 +14436,6 @@
               <w:bottom w:val="single" w:sz="4" w:space="0" w:color="000000"/>
               <w:end w:val="single" w:sz="6" w:space="0" w:color="000000"/>
             </w:tcBorders>
-            <w:shd w:val="clear" w:color="auto" w:fill="§G5_0§"/>
             <w:vAlign w:val="center"/>
           </w:tcPr>
           <w:p>
@@ -14668,7 +14467,6 @@
               <w:bottom w:val="single" w:sz="4" w:space="0" w:color="000000"/>
               <w:end w:val="single" w:sz="6" w:space="0" w:color="000000"/>
             </w:tcBorders>
-            <w:shd w:val="clear" w:color="auto" w:fill="§G5_0§"/>
             <w:vAlign w:val="center"/>
           </w:tcPr>
           <w:p>
@@ -14698,7 +14496,6 @@
               <w:bottom w:val="single" w:sz="4" w:space="0" w:color="000000"/>
               <w:end w:val="single" w:sz="6" w:space="0" w:color="000000"/>
             </w:tcBorders>
-            <w:shd w:val="clear" w:color="auto" w:fill="§G5_0§"/>
             <w:vAlign w:val="center"/>
           </w:tcPr>
           <w:p>
@@ -14728,7 +14525,6 @@
               <w:bottom w:val="single" w:sz="4" w:space="0" w:color="000000"/>
               <w:end w:val="single" w:sz="6" w:space="0" w:color="000000"/>
             </w:tcBorders>
-            <w:shd w:val="clear" w:color="auto" w:fill="§G5_0§"/>
             <w:vAlign w:val="center"/>
           </w:tcPr>
           <w:p>
@@ -14758,7 +14554,6 @@
               <w:bottom w:val="single" w:sz="4" w:space="0" w:color="000000"/>
               <w:end w:val="single" w:sz="6" w:space="0" w:color="000000"/>
             </w:tcBorders>
-            <w:shd w:val="clear" w:color="auto" w:fill="§G5_1§"/>
             <w:vAlign w:val="center"/>
           </w:tcPr>
           <w:p>
@@ -14789,7 +14584,6 @@
               <w:bottom w:val="single" w:sz="4" w:space="0" w:color="000000"/>
               <w:end w:val="single" w:sz="6" w:space="0" w:color="000000"/>
             </w:tcBorders>
-            <w:shd w:val="clear" w:color="auto" w:fill="§G5_1§"/>
             <w:vAlign w:val="center"/>
           </w:tcPr>
           <w:p>
@@ -14819,7 +14613,6 @@
               <w:bottom w:val="single" w:sz="4" w:space="0" w:color="000000"/>
               <w:end w:val="single" w:sz="6" w:space="0" w:color="000000"/>
             </w:tcBorders>
-            <w:shd w:val="clear" w:color="auto" w:fill="§G5_1§"/>
             <w:vAlign w:val="center"/>
           </w:tcPr>
           <w:p>
@@ -14849,7 +14642,6 @@
               <w:bottom w:val="single" w:sz="4" w:space="0" w:color="000000"/>
               <w:end w:val="single" w:sz="6" w:space="0" w:color="000000"/>
             </w:tcBorders>
-            <w:shd w:val="clear" w:color="auto" w:fill="§G5_1§"/>
             <w:vAlign w:val="center"/>
           </w:tcPr>
           <w:p>
@@ -14879,7 +14671,6 @@
               <w:bottom w:val="single" w:sz="4" w:space="0" w:color="000000"/>
               <w:end w:val="single" w:sz="6" w:space="0" w:color="000000"/>
             </w:tcBorders>
-            <w:shd w:val="clear" w:color="auto" w:fill="§G5_2§"/>
             <w:vAlign w:val="center"/>
           </w:tcPr>
           <w:p>
@@ -14910,7 +14701,6 @@
               <w:bottom w:val="single" w:sz="4" w:space="0" w:color="000000"/>
               <w:end w:val="single" w:sz="6" w:space="0" w:color="000000"/>
             </w:tcBorders>
-            <w:shd w:val="clear" w:color="auto" w:fill="§G5_2§"/>
             <w:vAlign w:val="center"/>
           </w:tcPr>
           <w:p>
@@ -14940,7 +14730,6 @@
               <w:bottom w:val="single" w:sz="4" w:space="0" w:color="000000"/>
               <w:end w:val="single" w:sz="6" w:space="0" w:color="000000"/>
             </w:tcBorders>
-            <w:shd w:val="clear" w:color="auto" w:fill="§G5_2§"/>
             <w:vAlign w:val="center"/>
           </w:tcPr>
           <w:p>
@@ -14970,7 +14759,6 @@
               <w:bottom w:val="single" w:sz="4" w:space="0" w:color="000000"/>
               <w:end w:val="single" w:sz="6" w:space="0" w:color="000000"/>
             </w:tcBorders>
-            <w:shd w:val="clear" w:color="auto" w:fill="§G5_2§"/>
             <w:vAlign w:val="center"/>
           </w:tcPr>
           <w:p>
@@ -15000,7 +14788,6 @@
               <w:bottom w:val="single" w:sz="4" w:space="0" w:color="000000"/>
               <w:end w:val="single" w:sz="6" w:space="0" w:color="000000"/>
             </w:tcBorders>
-            <w:shd w:val="clear" w:color="auto" w:fill="§G5_3§"/>
             <w:vAlign w:val="center"/>
           </w:tcPr>
           <w:p>
@@ -15027,7 +14814,6 @@
               <w:bottom w:val="single" w:sz="4" w:space="0" w:color="000000"/>
               <w:end w:val="single" w:sz="6" w:space="0" w:color="000000"/>
             </w:tcBorders>
-            <w:shd w:val="clear" w:color="auto" w:fill="§G5_3§"/>
             <w:vAlign w:val="center"/>
           </w:tcPr>
           <w:p>
@@ -15051,7 +14837,6 @@
               <w:bottom w:val="single" w:sz="4" w:space="0" w:color="000000"/>
               <w:end w:val="single" w:sz="6" w:space="0" w:color="000000"/>
             </w:tcBorders>
-            <w:shd w:val="clear" w:color="auto" w:fill="§G5_3§"/>
             <w:vAlign w:val="center"/>
           </w:tcPr>
           <w:p>
@@ -15075,7 +14860,6 @@
               <w:bottom w:val="single" w:sz="4" w:space="0" w:color="000000"/>
               <w:end w:val="single" w:sz="6" w:space="0" w:color="000000"/>
             </w:tcBorders>
-            <w:shd w:val="clear" w:color="auto" w:fill="§G5_3§"/>
             <w:vAlign w:val="center"/>
           </w:tcPr>
           <w:p>
@@ -15099,7 +14883,6 @@
               <w:bottom w:val="single" w:sz="4" w:space="0" w:color="000000"/>
               <w:end w:val="single" w:sz="6" w:space="0" w:color="000000"/>
             </w:tcBorders>
-            <w:shd w:val="clear" w:color="auto" w:fill="§G5_4§"/>
             <w:vAlign w:val="center"/>
           </w:tcPr>
           <w:p>
@@ -15130,7 +14913,6 @@
               <w:bottom w:val="single" w:sz="4" w:space="0" w:color="000000"/>
               <w:end w:val="single" w:sz="6" w:space="0" w:color="000000"/>
             </w:tcBorders>
-            <w:shd w:val="clear" w:color="auto" w:fill="§G5_4§"/>
             <w:vAlign w:val="center"/>
           </w:tcPr>
           <w:p>
@@ -15160,7 +14942,6 @@
               <w:bottom w:val="single" w:sz="4" w:space="0" w:color="000000"/>
               <w:end w:val="single" w:sz="6" w:space="0" w:color="000000"/>
             </w:tcBorders>
-            <w:shd w:val="clear" w:color="auto" w:fill="§G5_4§"/>
             <w:vAlign w:val="center"/>
           </w:tcPr>
           <w:p>
@@ -15190,7 +14971,6 @@
               <w:bottom w:val="single" w:sz="4" w:space="0" w:color="000000"/>
               <w:end w:val="single" w:sz="6" w:space="0" w:color="000000"/>
             </w:tcBorders>
-            <w:shd w:val="clear" w:color="auto" w:fill="§G5_4§"/>
             <w:vAlign w:val="center"/>
           </w:tcPr>
           <w:p>
@@ -16101,7 +15881,6 @@
               <w:bottom w:val="single" w:sz="6" w:space="0" w:color="000000"/>
               <w:end w:val="single" w:sz="6" w:space="0" w:color="000000"/>
             </w:tcBorders>
-            <w:shd w:val="clear" w:color="auto" w:fill="§G5_0§"/>
             <w:vAlign w:val="center"/>
           </w:tcPr>
           <w:p>
@@ -16130,7 +15909,6 @@
               <w:bottom w:val="single" w:sz="6" w:space="0" w:color="000000"/>
               <w:end w:val="single" w:sz="6" w:space="0" w:color="000000"/>
             </w:tcBorders>
-            <w:shd w:val="clear" w:color="auto" w:fill="§G5_0§"/>
             <w:vAlign w:val="center"/>
           </w:tcPr>
           <w:p>
@@ -16154,7 +15932,6 @@
               <w:bottom w:val="single" w:sz="6" w:space="0" w:color="000000"/>
               <w:end w:val="single" w:sz="6" w:space="0" w:color="000000"/>
             </w:tcBorders>
-            <w:shd w:val="clear" w:color="auto" w:fill="§G5_0§"/>
             <w:vAlign w:val="center"/>
           </w:tcPr>
           <w:p>
@@ -16178,7 +15955,6 @@
               <w:bottom w:val="single" w:sz="6" w:space="0" w:color="000000"/>
               <w:end w:val="single" w:sz="6" w:space="0" w:color="000000"/>
             </w:tcBorders>
-            <w:shd w:val="clear" w:color="auto" w:fill="§G5_0§"/>
             <w:vAlign w:val="center"/>
           </w:tcPr>
           <w:p>
@@ -16202,7 +15978,6 @@
               <w:bottom w:val="single" w:sz="6" w:space="0" w:color="000000"/>
               <w:end w:val="single" w:sz="6" w:space="0" w:color="000000"/>
             </w:tcBorders>
-            <w:shd w:val="clear" w:color="auto" w:fill="§G5_1§"/>
             <w:vAlign w:val="center"/>
           </w:tcPr>
           <w:p>
@@ -16226,7 +16001,6 @@
               <w:bottom w:val="single" w:sz="6" w:space="0" w:color="000000"/>
               <w:end w:val="single" w:sz="6" w:space="0" w:color="000000"/>
             </w:tcBorders>
-            <w:shd w:val="clear" w:color="auto" w:fill="§G5_1§"/>
             <w:vAlign w:val="center"/>
           </w:tcPr>
           <w:p>
@@ -16250,7 +16024,6 @@
               <w:bottom w:val="single" w:sz="6" w:space="0" w:color="000000"/>
               <w:end w:val="single" w:sz="6" w:space="0" w:color="000000"/>
             </w:tcBorders>
-            <w:shd w:val="clear" w:color="auto" w:fill="§G5_1§"/>
             <w:vAlign w:val="center"/>
           </w:tcPr>
           <w:p>
@@ -16274,7 +16047,6 @@
               <w:bottom w:val="single" w:sz="6" w:space="0" w:color="000000"/>
               <w:end w:val="single" w:sz="6" w:space="0" w:color="000000"/>
             </w:tcBorders>
-            <w:shd w:val="clear" w:color="auto" w:fill="§G5_1§"/>
             <w:vAlign w:val="center"/>
           </w:tcPr>
           <w:p>
@@ -16298,7 +16070,6 @@
               <w:bottom w:val="single" w:sz="6" w:space="0" w:color="000000"/>
               <w:end w:val="single" w:sz="6" w:space="0" w:color="000000"/>
             </w:tcBorders>
-            <w:shd w:val="clear" w:color="auto" w:fill="§G5_2§"/>
             <w:vAlign w:val="center"/>
           </w:tcPr>
           <w:p>
@@ -16322,7 +16093,6 @@
               <w:bottom w:val="single" w:sz="6" w:space="0" w:color="000000"/>
               <w:end w:val="single" w:sz="6" w:space="0" w:color="000000"/>
             </w:tcBorders>
-            <w:shd w:val="clear" w:color="auto" w:fill="§G5_2§"/>
             <w:vAlign w:val="center"/>
           </w:tcPr>
           <w:p>
@@ -16346,7 +16116,6 @@
               <w:bottom w:val="single" w:sz="6" w:space="0" w:color="000000"/>
               <w:end w:val="single" w:sz="6" w:space="0" w:color="000000"/>
             </w:tcBorders>
-            <w:shd w:val="clear" w:color="auto" w:fill="§G5_2§"/>
             <w:vAlign w:val="center"/>
           </w:tcPr>
           <w:p>
@@ -16370,7 +16139,6 @@
               <w:bottom w:val="single" w:sz="6" w:space="0" w:color="000000"/>
               <w:end w:val="single" w:sz="6" w:space="0" w:color="000000"/>
             </w:tcBorders>
-            <w:shd w:val="clear" w:color="auto" w:fill="§G5_2§"/>
             <w:vAlign w:val="center"/>
           </w:tcPr>
           <w:p>
@@ -16394,7 +16162,6 @@
               <w:bottom w:val="single" w:sz="6" w:space="0" w:color="000000"/>
               <w:end w:val="single" w:sz="6" w:space="0" w:color="000000"/>
             </w:tcBorders>
-            <w:shd w:val="clear" w:color="auto" w:fill="§G5_3§"/>
             <w:vAlign w:val="center"/>
           </w:tcPr>
           <w:p>
@@ -16418,7 +16185,6 @@
               <w:bottom w:val="single" w:sz="6" w:space="0" w:color="000000"/>
               <w:end w:val="single" w:sz="6" w:space="0" w:color="000000"/>
             </w:tcBorders>
-            <w:shd w:val="clear" w:color="auto" w:fill="§G5_3§"/>
             <w:vAlign w:val="center"/>
           </w:tcPr>
           <w:p>
@@ -16442,7 +16208,6 @@
               <w:bottom w:val="single" w:sz="6" w:space="0" w:color="000000"/>
               <w:end w:val="single" w:sz="6" w:space="0" w:color="000000"/>
             </w:tcBorders>
-            <w:shd w:val="clear" w:color="auto" w:fill="§G5_3§"/>
             <w:vAlign w:val="center"/>
           </w:tcPr>
           <w:p>
@@ -16466,7 +16231,6 @@
               <w:bottom w:val="single" w:sz="6" w:space="0" w:color="000000"/>
               <w:end w:val="single" w:sz="6" w:space="0" w:color="000000"/>
             </w:tcBorders>
-            <w:shd w:val="clear" w:color="auto" w:fill="§G5_3§"/>
             <w:vAlign w:val="center"/>
           </w:tcPr>
           <w:p>
@@ -16490,7 +16254,6 @@
               <w:bottom w:val="single" w:sz="6" w:space="0" w:color="000000"/>
               <w:end w:val="single" w:sz="6" w:space="0" w:color="000000"/>
             </w:tcBorders>
-            <w:shd w:val="clear" w:color="auto" w:fill="§G5_4§"/>
             <w:vAlign w:val="center"/>
           </w:tcPr>
           <w:p>
@@ -16514,7 +16277,6 @@
               <w:bottom w:val="single" w:sz="6" w:space="0" w:color="000000"/>
               <w:end w:val="single" w:sz="6" w:space="0" w:color="000000"/>
             </w:tcBorders>
-            <w:shd w:val="clear" w:color="auto" w:fill="§G5_4§"/>
             <w:vAlign w:val="center"/>
           </w:tcPr>
           <w:p>
@@ -16538,7 +16300,6 @@
               <w:bottom w:val="single" w:sz="6" w:space="0" w:color="000000"/>
               <w:end w:val="single" w:sz="6" w:space="0" w:color="000000"/>
             </w:tcBorders>
-            <w:shd w:val="clear" w:color="auto" w:fill="§G5_4§"/>
             <w:vAlign w:val="center"/>
           </w:tcPr>
           <w:p>
@@ -16562,7 +16323,6 @@
               <w:bottom w:val="single" w:sz="6" w:space="0" w:color="000000"/>
               <w:end w:val="single" w:sz="6" w:space="0" w:color="000000"/>
             </w:tcBorders>
-            <w:shd w:val="clear" w:color="auto" w:fill="§G5_4§"/>
             <w:vAlign w:val="center"/>
           </w:tcPr>
           <w:p>
